--- a/AMIU_Operations_Handbook_2028.docx
+++ b/AMIU_Operations_Handbook_2028.docx
@@ -1733,7 +1733,7 @@
                 <w:bCs/>
                 <w:b/>
               </w:rPr>
-              <w:t xml:space="preserve">106</w:t>
+              <w:t xml:space="preserve">107</w:t>
             </w:r>
           </w:p>
         </w:tc>
@@ -1788,7 +1788,7 @@
                 <w:bCs/>
                 <w:b/>
               </w:rPr>
-              <w:t xml:space="preserve">110</w:t>
+              <w:t xml:space="preserve">111</w:t>
             </w:r>
           </w:p>
         </w:tc>
@@ -1845,7 +1845,7 @@
                 <w:bCs/>
                 <w:b/>
               </w:rPr>
-              <w:t xml:space="preserve">115</w:t>
+              <w:t xml:space="preserve">116</w:t>
             </w:r>
           </w:p>
         </w:tc>
@@ -1900,7 +1900,7 @@
                 <w:bCs/>
                 <w:b/>
               </w:rPr>
-              <w:t xml:space="preserve">119</w:t>
+              <w:t xml:space="preserve">120</w:t>
             </w:r>
           </w:p>
         </w:tc>
@@ -1957,7 +1957,7 @@
                 <w:bCs/>
                 <w:b/>
               </w:rPr>
-              <w:t xml:space="preserve">123</w:t>
+              <w:t xml:space="preserve">124</w:t>
             </w:r>
           </w:p>
         </w:tc>
@@ -2012,7 +2012,7 @@
                 <w:bCs/>
                 <w:b/>
               </w:rPr>
-              <w:t xml:space="preserve">127</w:t>
+              <w:t xml:space="preserve">128</w:t>
             </w:r>
           </w:p>
         </w:tc>
@@ -2069,7 +2069,7 @@
                 <w:bCs/>
                 <w:b/>
               </w:rPr>
-              <w:t xml:space="preserve">132</w:t>
+              <w:t xml:space="preserve">133</w:t>
             </w:r>
           </w:p>
         </w:tc>
@@ -2124,7 +2124,7 @@
                 <w:bCs/>
                 <w:b/>
               </w:rPr>
-              <w:t xml:space="preserve">136</w:t>
+              <w:t xml:space="preserve">137</w:t>
             </w:r>
           </w:p>
         </w:tc>
@@ -2181,7 +2181,7 @@
                 <w:bCs/>
                 <w:b/>
               </w:rPr>
-              <w:t xml:space="preserve">140</w:t>
+              <w:t xml:space="preserve">141</w:t>
             </w:r>
           </w:p>
         </w:tc>
@@ -2236,7 +2236,7 @@
                 <w:bCs/>
                 <w:b/>
               </w:rPr>
-              <w:t xml:space="preserve">144</w:t>
+              <w:t xml:space="preserve">145</w:t>
             </w:r>
           </w:p>
         </w:tc>
@@ -2293,7 +2293,7 @@
                 <w:bCs/>
                 <w:b/>
               </w:rPr>
-              <w:t xml:space="preserve">148</w:t>
+              <w:t xml:space="preserve">149</w:t>
             </w:r>
           </w:p>
         </w:tc>
@@ -2348,7 +2348,7 @@
                 <w:bCs/>
                 <w:b/>
               </w:rPr>
-              <w:t xml:space="preserve">152</w:t>
+              <w:t xml:space="preserve">153</w:t>
             </w:r>
           </w:p>
         </w:tc>
@@ -21958,6 +21958,25 @@
         <w:t xml:space="preserve"> </w:t>
       </w:r>
       <w:r>
+        <w:t xml:space="preserve">Bylaws (GOV-003)</w:t>
+      </w:r>
+    </w:p>
+    <w:p>
+      <w:pPr>
+        <w:pStyle w:val="BodyText"/>
+        <w:jc w:val="both"/>
+      </w:pPr>
+      <w:r>
+        <w:rPr>
+          <w:bCs/>
+          <w:b/>
+        </w:rPr>
+        <w:t xml:space="preserve">6.3</w:t>
+      </w:r>
+      <w:r>
+        <w:t xml:space="preserve"> </w:t>
+      </w:r>
+      <w:r>
         <w:t xml:space="preserve">Recruitment &amp; Hiring Policy (OPS-008)</w:t>
       </w:r>
     </w:p>
@@ -38521,6 +38540,44 @@
       </w:r>
       <w:r>
         <w:t xml:space="preserve">Constitution Article 17 (Records and Archives)</w:t>
+      </w:r>
+    </w:p>
+    <w:p>
+      <w:pPr>
+        <w:pStyle w:val="BodyText"/>
+        <w:jc w:val="both"/>
+      </w:pPr>
+      <w:r>
+        <w:rPr>
+          <w:bCs/>
+          <w:b/>
+        </w:rPr>
+        <w:t xml:space="preserve">9.2</w:t>
+      </w:r>
+      <w:r>
+        <w:t xml:space="preserve"> </w:t>
+      </w:r>
+      <w:r>
+        <w:t xml:space="preserve">FERPA Compliance Policy (LEG-001)</w:t>
+      </w:r>
+    </w:p>
+    <w:p>
+      <w:pPr>
+        <w:pStyle w:val="BodyText"/>
+        <w:jc w:val="both"/>
+      </w:pPr>
+      <w:r>
+        <w:rPr>
+          <w:bCs/>
+          <w:b/>
+        </w:rPr>
+        <w:t xml:space="preserve">9.3</w:t>
+      </w:r>
+      <w:r>
+        <w:t xml:space="preserve"> </w:t>
+      </w:r>
+      <w:r>
+        <w:t xml:space="preserve">GDPR Compliance Policy (LEG-002)</w:t>
       </w:r>
     </w:p>
     <w:bookmarkEnd w:id="193"/>

--- a/AMIU_Operations_Handbook_2028.docx
+++ b/AMIU_Operations_Handbook_2028.docx
@@ -551,7 +551,7 @@
               <w:suppressAutoHyphens/>
             </w:pPr>
             <w:r>
-              <w:t xml:space="preserve">Constitution (AMIU-CON-001); Strategic Implementation Blueprint 2028–2050 (AMIU-SB-002); Institutional Governance Compendium (AMIU-IGC-004); Academic Handbook (AMIU-ACAH-001); Student Policies Handbook (AMIU-STUH-001)</w:t>
+              <w:t xml:space="preserve">Constitution (AMIU-CON-001); Strategic Implementation Blueprint 2028–2050 (AMIU-SB-002); Institutional Governance Compendium (AMIU-IGC-004); Academic Handbook (AMIU-ACAH-001); Student Policies Handbook (AMIU-STUH-001); Legal &amp; Compliance Handbook (AMIU-LEGH-001)</w:t>
             </w:r>
           </w:p>
         </w:tc>

--- a/AMIU_Operations_Handbook_2028.docx
+++ b/AMIU_Operations_Handbook_2028.docx
@@ -551,7 +551,7 @@
               <w:suppressAutoHyphens/>
             </w:pPr>
             <w:r>
-              <w:t xml:space="preserve">Constitution (AMIU-CON-001); Strategic Implementation Blueprint 2028–2050 (AMIU-SB-002); Institutional Governance Compendium (AMIU-IGC-004); Academic Handbook (AMIU-ACAH-001); Student Policies Handbook (AMIU-STUH-001); Legal &amp; Compliance Handbook (AMIU-LEGH-001)</w:t>
+              <w:t xml:space="preserve">Constitution (AMIU-CON-001); Strategic Implementation Blueprint 2028–2050 (AMIU-SB-002); Institutional Governance Compendium (AMIU-IGC-004); Academic Handbook (AMIU-ACAH-001); Student Policies Handbook (AMIU-STUH-001); Legal &amp; Compliance Handbook (AMIU-LEGH-001); Marketing &amp; Communications Handbook (AMIU-MKTH-001)</w:t>
             </w:r>
           </w:p>
         </w:tc>
@@ -780,7 +780,7 @@
                 <w:bCs/>
                 <w:b/>
               </w:rPr>
-              <w:t xml:space="preserve">4</w:t>
+              <w:t xml:space="preserve">5</w:t>
             </w:r>
           </w:p>
         </w:tc>
@@ -837,7 +837,7 @@
                 <w:bCs/>
                 <w:b/>
               </w:rPr>
-              <w:t xml:space="preserve">9</w:t>
+              <w:t xml:space="preserve">10</w:t>
             </w:r>
           </w:p>
         </w:tc>
@@ -892,7 +892,7 @@
                 <w:bCs/>
                 <w:b/>
               </w:rPr>
-              <w:t xml:space="preserve">25</w:t>
+              <w:t xml:space="preserve">26</w:t>
             </w:r>
           </w:p>
         </w:tc>
@@ -949,7 +949,7 @@
                 <w:bCs/>
                 <w:b/>
               </w:rPr>
-              <w:t xml:space="preserve">33</w:t>
+              <w:t xml:space="preserve">34</w:t>
             </w:r>
           </w:p>
         </w:tc>
@@ -1004,7 +1004,7 @@
                 <w:bCs/>
                 <w:b/>
               </w:rPr>
-              <w:t xml:space="preserve">38</w:t>
+              <w:t xml:space="preserve">39</w:t>
             </w:r>
           </w:p>
         </w:tc>
@@ -1061,7 +1061,7 @@
                 <w:bCs/>
                 <w:b/>
               </w:rPr>
-              <w:t xml:space="preserve">44</w:t>
+              <w:t xml:space="preserve">45</w:t>
             </w:r>
           </w:p>
         </w:tc>
@@ -1116,7 +1116,7 @@
                 <w:bCs/>
                 <w:b/>
               </w:rPr>
-              <w:t xml:space="preserve">51</w:t>
+              <w:t xml:space="preserve">52</w:t>
             </w:r>
           </w:p>
         </w:tc>
@@ -1173,7 +1173,7 @@
                 <w:bCs/>
                 <w:b/>
               </w:rPr>
-              <w:t xml:space="preserve">57</w:t>
+              <w:t xml:space="preserve">58</w:t>
             </w:r>
           </w:p>
         </w:tc>
@@ -1228,7 +1228,7 @@
                 <w:bCs/>
                 <w:b/>
               </w:rPr>
-              <w:t xml:space="preserve">61</w:t>
+              <w:t xml:space="preserve">62</w:t>
             </w:r>
           </w:p>
         </w:tc>
@@ -1285,7 +1285,7 @@
                 <w:bCs/>
                 <w:b/>
               </w:rPr>
-              <w:t xml:space="preserve">65</w:t>
+              <w:t xml:space="preserve">66</w:t>
             </w:r>
           </w:p>
         </w:tc>
@@ -1340,7 +1340,7 @@
                 <w:bCs/>
                 <w:b/>
               </w:rPr>
-              <w:t xml:space="preserve">72</w:t>
+              <w:t xml:space="preserve">73</w:t>
             </w:r>
           </w:p>
         </w:tc>
@@ -1397,7 +1397,7 @@
                 <w:bCs/>
                 <w:b/>
               </w:rPr>
-              <w:t xml:space="preserve">77</w:t>
+              <w:t xml:space="preserve">78</w:t>
             </w:r>
           </w:p>
         </w:tc>
@@ -1452,7 +1452,7 @@
                 <w:bCs/>
                 <w:b/>
               </w:rPr>
-              <w:t xml:space="preserve">82</w:t>
+              <w:t xml:space="preserve">83</w:t>
             </w:r>
           </w:p>
         </w:tc>
@@ -1509,7 +1509,7 @@
                 <w:bCs/>
                 <w:b/>
               </w:rPr>
-              <w:t xml:space="preserve">86</w:t>
+              <w:t xml:space="preserve">87</w:t>
             </w:r>
           </w:p>
         </w:tc>
@@ -1564,7 +1564,7 @@
                 <w:bCs/>
                 <w:b/>
               </w:rPr>
-              <w:t xml:space="preserve">91</w:t>
+              <w:t xml:space="preserve">92</w:t>
             </w:r>
           </w:p>
         </w:tc>
@@ -1621,7 +1621,7 @@
                 <w:bCs/>
                 <w:b/>
               </w:rPr>
-              <w:t xml:space="preserve">96</w:t>
+              <w:t xml:space="preserve">97</w:t>
             </w:r>
           </w:p>
         </w:tc>
@@ -1676,7 +1676,7 @@
                 <w:bCs/>
                 <w:b/>
               </w:rPr>
-              <w:t xml:space="preserve">101</w:t>
+              <w:t xml:space="preserve">102</w:t>
             </w:r>
           </w:p>
         </w:tc>
@@ -1733,7 +1733,7 @@
                 <w:bCs/>
                 <w:b/>
               </w:rPr>
-              <w:t xml:space="preserve">107</w:t>
+              <w:t xml:space="preserve">108</w:t>
             </w:r>
           </w:p>
         </w:tc>
@@ -1788,7 +1788,7 @@
                 <w:bCs/>
                 <w:b/>
               </w:rPr>
-              <w:t xml:space="preserve">111</w:t>
+              <w:t xml:space="preserve">112</w:t>
             </w:r>
           </w:p>
         </w:tc>
@@ -1845,7 +1845,7 @@
                 <w:bCs/>
                 <w:b/>
               </w:rPr>
-              <w:t xml:space="preserve">116</w:t>
+              <w:t xml:space="preserve">117</w:t>
             </w:r>
           </w:p>
         </w:tc>
@@ -1900,7 +1900,7 @@
                 <w:bCs/>
                 <w:b/>
               </w:rPr>
-              <w:t xml:space="preserve">120</w:t>
+              <w:t xml:space="preserve">121</w:t>
             </w:r>
           </w:p>
         </w:tc>
@@ -1957,7 +1957,7 @@
                 <w:bCs/>
                 <w:b/>
               </w:rPr>
-              <w:t xml:space="preserve">124</w:t>
+              <w:t xml:space="preserve">125</w:t>
             </w:r>
           </w:p>
         </w:tc>
@@ -2012,7 +2012,7 @@
                 <w:bCs/>
                 <w:b/>
               </w:rPr>
-              <w:t xml:space="preserve">128</w:t>
+              <w:t xml:space="preserve">129</w:t>
             </w:r>
           </w:p>
         </w:tc>
@@ -2069,7 +2069,7 @@
                 <w:bCs/>
                 <w:b/>
               </w:rPr>
-              <w:t xml:space="preserve">133</w:t>
+              <w:t xml:space="preserve">134</w:t>
             </w:r>
           </w:p>
         </w:tc>
@@ -2124,7 +2124,7 @@
                 <w:bCs/>
                 <w:b/>
               </w:rPr>
-              <w:t xml:space="preserve">137</w:t>
+              <w:t xml:space="preserve">138</w:t>
             </w:r>
           </w:p>
         </w:tc>
@@ -2181,7 +2181,7 @@
                 <w:bCs/>
                 <w:b/>
               </w:rPr>
-              <w:t xml:space="preserve">141</w:t>
+              <w:t xml:space="preserve">142</w:t>
             </w:r>
           </w:p>
         </w:tc>
@@ -2236,7 +2236,7 @@
                 <w:bCs/>
                 <w:b/>
               </w:rPr>
-              <w:t xml:space="preserve">145</w:t>
+              <w:t xml:space="preserve">146</w:t>
             </w:r>
           </w:p>
         </w:tc>
@@ -2293,7 +2293,7 @@
                 <w:bCs/>
                 <w:b/>
               </w:rPr>
-              <w:t xml:space="preserve">149</w:t>
+              <w:t xml:space="preserve">150</w:t>
             </w:r>
           </w:p>
         </w:tc>
@@ -2348,7 +2348,7 @@
                 <w:bCs/>
                 <w:b/>
               </w:rPr>
-              <w:t xml:space="preserve">153</w:t>
+              <w:t xml:space="preserve">154</w:t>
             </w:r>
           </w:p>
         </w:tc>

--- a/AMIU_Operations_Handbook_2028.docx
+++ b/AMIU_Operations_Handbook_2028.docx
@@ -551,7 +551,7 @@
               <w:suppressAutoHyphens/>
             </w:pPr>
             <w:r>
-              <w:t xml:space="preserve">Constitution (AMIU-CON-001); Strategic Implementation Blueprint 2028–2050 (AMIU-SB-002); Institutional Governance Compendium (AMIU-IGC-004); Academic Handbook (AMIU-ACAH-001); Student Policies Handbook (AMIU-STUH-001); Legal &amp; Compliance Handbook (AMIU-LEGH-001); Marketing &amp; Communications Handbook (AMIU-MKTH-001)</w:t>
+              <w:t xml:space="preserve">Constitution (AMIU-CON-001); Strategic Implementation Blueprint 2028–2050 (AMIU-SB-002); Institutional Governance Compendium (AMIU-IGC-004); Academic Handbook (AMIU-ACAH-001); Student Policies Handbook (AMIU-STUH-001); Legal &amp; Compliance Handbook (AMIU-LEGH-001); Marketing &amp; Communications Handbook (AMIU-MKTH-001); Waqf &amp; Research Handbook (AMIU-WAQH-001)</w:t>
             </w:r>
           </w:p>
         </w:tc>

--- a/AMIU_Operations_Handbook_2028.docx
+++ b/AMIU_Operations_Handbook_2028.docx
@@ -1397,7 +1397,7 @@
                 <w:bCs/>
                 <w:b/>
               </w:rPr>
-              <w:t xml:space="preserve">78</w:t>
+              <w:t xml:space="preserve">84</w:t>
             </w:r>
           </w:p>
         </w:tc>
@@ -1452,7 +1452,7 @@
                 <w:bCs/>
                 <w:b/>
               </w:rPr>
-              <w:t xml:space="preserve">83</w:t>
+              <w:t xml:space="preserve">89</w:t>
             </w:r>
           </w:p>
         </w:tc>
@@ -1509,7 +1509,7 @@
                 <w:bCs/>
                 <w:b/>
               </w:rPr>
-              <w:t xml:space="preserve">87</w:t>
+              <w:t xml:space="preserve">93</w:t>
             </w:r>
           </w:p>
         </w:tc>
@@ -1564,7 +1564,7 @@
                 <w:bCs/>
                 <w:b/>
               </w:rPr>
-              <w:t xml:space="preserve">92</w:t>
+              <w:t xml:space="preserve">98</w:t>
             </w:r>
           </w:p>
         </w:tc>
@@ -1621,7 +1621,7 @@
                 <w:bCs/>
                 <w:b/>
               </w:rPr>
-              <w:t xml:space="preserve">97</w:t>
+              <w:t xml:space="preserve">103</w:t>
             </w:r>
           </w:p>
         </w:tc>
@@ -1676,7 +1676,7 @@
                 <w:bCs/>
                 <w:b/>
               </w:rPr>
-              <w:t xml:space="preserve">102</w:t>
+              <w:t xml:space="preserve">108</w:t>
             </w:r>
           </w:p>
         </w:tc>
@@ -1733,7 +1733,7 @@
                 <w:bCs/>
                 <w:b/>
               </w:rPr>
-              <w:t xml:space="preserve">108</w:t>
+              <w:t xml:space="preserve">114</w:t>
             </w:r>
           </w:p>
         </w:tc>
@@ -1788,7 +1788,7 @@
                 <w:bCs/>
                 <w:b/>
               </w:rPr>
-              <w:t xml:space="preserve">112</w:t>
+              <w:t xml:space="preserve">118</w:t>
             </w:r>
           </w:p>
         </w:tc>
@@ -1845,7 +1845,7 @@
                 <w:bCs/>
                 <w:b/>
               </w:rPr>
-              <w:t xml:space="preserve">117</w:t>
+              <w:t xml:space="preserve">123</w:t>
             </w:r>
           </w:p>
         </w:tc>
@@ -1900,7 +1900,7 @@
                 <w:bCs/>
                 <w:b/>
               </w:rPr>
-              <w:t xml:space="preserve">121</w:t>
+              <w:t xml:space="preserve">127</w:t>
             </w:r>
           </w:p>
         </w:tc>
@@ -1957,7 +1957,7 @@
                 <w:bCs/>
                 <w:b/>
               </w:rPr>
-              <w:t xml:space="preserve">125</w:t>
+              <w:t xml:space="preserve">131</w:t>
             </w:r>
           </w:p>
         </w:tc>
@@ -2012,7 +2012,7 @@
                 <w:bCs/>
                 <w:b/>
               </w:rPr>
-              <w:t xml:space="preserve">129</w:t>
+              <w:t xml:space="preserve">135</w:t>
             </w:r>
           </w:p>
         </w:tc>
@@ -2069,7 +2069,7 @@
                 <w:bCs/>
                 <w:b/>
               </w:rPr>
-              <w:t xml:space="preserve">134</w:t>
+              <w:t xml:space="preserve">140</w:t>
             </w:r>
           </w:p>
         </w:tc>
@@ -2124,7 +2124,7 @@
                 <w:bCs/>
                 <w:b/>
               </w:rPr>
-              <w:t xml:space="preserve">138</w:t>
+              <w:t xml:space="preserve">144</w:t>
             </w:r>
           </w:p>
         </w:tc>
@@ -2181,7 +2181,7 @@
                 <w:bCs/>
                 <w:b/>
               </w:rPr>
-              <w:t xml:space="preserve">142</w:t>
+              <w:t xml:space="preserve">148</w:t>
             </w:r>
           </w:p>
         </w:tc>
@@ -2236,7 +2236,7 @@
                 <w:bCs/>
                 <w:b/>
               </w:rPr>
-              <w:t xml:space="preserve">146</w:t>
+              <w:t xml:space="preserve">152</w:t>
             </w:r>
           </w:p>
         </w:tc>
@@ -2293,7 +2293,7 @@
                 <w:bCs/>
                 <w:b/>
               </w:rPr>
-              <w:t xml:space="preserve">150</w:t>
+              <w:t xml:space="preserve">156</w:t>
             </w:r>
           </w:p>
         </w:tc>
@@ -2348,7 +2348,7 @@
                 <w:bCs/>
                 <w:b/>
               </w:rPr>
-              <w:t xml:space="preserve">154</w:t>
+              <w:t xml:space="preserve">160</w:t>
             </w:r>
           </w:p>
         </w:tc>
@@ -2363,7 +2363,7 @@
       </w:r>
     </w:p>
     <w:bookmarkEnd w:id="22"/>
-    <w:bookmarkStart w:id="305" w:name="main-contents"/>
+    <w:bookmarkStart w:id="307" w:name="main-contents"/>
     <w:p>
       <w:pPr>
         <w:pStyle w:val="Heading1"/>
@@ -25383,7 +25383,7 @@
       </w:tblGrid>
       <w:tr>
         <w:trPr>
-          <w:trHeight w:val="12460" w:hRule="atLeast"/>
+          <w:trHeight w:val="12770" w:hRule="atLeast"/>
           <w:cantSplit/>
         </w:trPr>
         <w:tc>
@@ -25478,7 +25478,7 @@
                 <w:color w:val="DCE3F0"/>
                 <w:sz w:val="24"/>
               </w:rPr>
-              <w:t>“Published salary ranges, annual market benchmarking, and merit increases tied to performance, not favor.”</w:t>
+              <w:t>“Four categories of service, Board-determined compensation within each, and a discretionary allowance and recognition framework that never becomes a fixed liability.”</w:t>
             </w:r>
           </w:p>
           <w:p>
@@ -25611,7 +25611,7 @@
                 <w:color w:val="FFFFFF"/>
                 <w:sz w:val="16"/>
               </w:rPr>
-              <w:t>Compensation Philosophy</w:t>
+              <w:t>Personnel Categories</w:t>
             </w:r>
           </w:p>
           <w:p>
@@ -25634,7 +25634,7 @@
                 <w:color w:val="FFFFFF"/>
                 <w:sz w:val="16"/>
               </w:rPr>
-              <w:t>Salary Structure</w:t>
+              <w:t>Compensation Principles</w:t>
             </w:r>
           </w:p>
           <w:p>
@@ -25657,7 +25657,7 @@
                 <w:color w:val="FFFFFF"/>
                 <w:sz w:val="16"/>
               </w:rPr>
-              <w:t>Compensation Determination</w:t>
+              <w:t>Allowance Framework</w:t>
             </w:r>
           </w:p>
           <w:p>
@@ -25680,7 +25680,7 @@
                 <w:color w:val="FFFFFF"/>
                 <w:sz w:val="16"/>
               </w:rPr>
-              <w:t>Market Benchmarking</w:t>
+              <w:t>Awards and Recognition</w:t>
             </w:r>
           </w:p>
           <w:p>
@@ -25703,7 +25703,7 @@
                 <w:color w:val="FFFFFF"/>
                 <w:sz w:val="16"/>
               </w:rPr>
-              <w:t>Merit Increases</w:t>
+              <w:t>Revenue Participation Framework</w:t>
             </w:r>
           </w:p>
           <w:p>
@@ -25726,7 +25726,7 @@
                 <w:color w:val="FFFFFF"/>
                 <w:sz w:val="16"/>
               </w:rPr>
-              <w:t>Enforcement</w:t>
+              <w:t>Market Benchmarking</w:t>
             </w:r>
           </w:p>
           <w:p>
@@ -25749,7 +25749,7 @@
                 <w:color w:val="FFFFFF"/>
                 <w:sz w:val="16"/>
               </w:rPr>
-              <w:t>Related Documents</w:t>
+              <w:t>Merit Increases</w:t>
             </w:r>
           </w:p>
           <w:p>
@@ -25765,6 +25765,52 @@
                 <w:sz w:val="17"/>
               </w:rPr>
               <w:t>12.0 </w:t>
+            </w:r>
+            <w:r>
+              <w:rPr>
+                <w:rFonts w:ascii="Archivo" w:hAnsi="Archivo"/>
+                <w:color w:val="FFFFFF"/>
+                <w:sz w:val="16"/>
+              </w:rPr>
+              <w:t>Enforcement</w:t>
+            </w:r>
+          </w:p>
+          <w:p>
+            <w:pPr>
+              <w:spacing w:before="0" w:after="90"/>
+              <w:suppressAutoHyphens/>
+            </w:pPr>
+            <w:r>
+              <w:rPr>
+                <w:rFonts w:ascii="Archivo SemiBold" w:hAnsi="Archivo SemiBold"/>
+                <w:color w:val="B08625"/>
+                <w:b/>
+                <w:sz w:val="17"/>
+              </w:rPr>
+              <w:t>13.0 </w:t>
+            </w:r>
+            <w:r>
+              <w:rPr>
+                <w:rFonts w:ascii="Archivo" w:hAnsi="Archivo"/>
+                <w:color w:val="FFFFFF"/>
+                <w:sz w:val="16"/>
+              </w:rPr>
+              <w:t>Related Documents</w:t>
+            </w:r>
+          </w:p>
+          <w:p>
+            <w:pPr>
+              <w:spacing w:before="0" w:after="90"/>
+              <w:suppressAutoHyphens/>
+            </w:pPr>
+            <w:r>
+              <w:rPr>
+                <w:rFonts w:ascii="Archivo SemiBold" w:hAnsi="Archivo SemiBold"/>
+                <w:color w:val="B08625"/>
+                <w:b/>
+                <w:sz w:val="17"/>
+              </w:rPr>
+              <w:t>14.0 </w:t>
             </w:r>
             <w:r>
               <w:rPr>
@@ -26250,7 +26296,7 @@
         <w:t xml:space="preserve"> </w:t>
       </w:r>
       <w:r>
-        <w:t xml:space="preserve">The purpose of this Policy is to establish the definitive, binding, and comprehensive compensation philosophy, salary structure, and administration standards for all employees.</w:t>
+        <w:t xml:space="preserve">The purpose of this Policy is to establish the definitive, binding, and comprehensive compensation philosophy, personnel categories, and discretionary allowance and recognition framework for every person who serves the University in any capacity.</w:t>
       </w:r>
     </w:p>
     <w:p>
@@ -26288,7 +26334,7 @@
         <w:t xml:space="preserve"> </w:t>
       </w:r>
       <w:r>
-        <w:t xml:space="preserve">Fair, consistent, and competitive compensation for all employees;</w:t>
+        <w:t xml:space="preserve">That compensation reflects the University’s identity as a religious, mission-driven, non-profit, Waqf-oriented institution serving the Ummah;</w:t>
       </w:r>
     </w:p>
     <w:p>
@@ -26307,7 +26353,7 @@
         <w:t xml:space="preserve"> </w:t>
       </w:r>
       <w:r>
-        <w:t xml:space="preserve">Transparency in compensation decisions;</w:t>
+        <w:t xml:space="preserve">That no provision of this Policy creates a guaranteed salary obligation the University cannot sustain if enrollment, donations, grants, or Waqf income fluctuate;</w:t>
       </w:r>
     </w:p>
     <w:p>
@@ -26326,6 +26372,44 @@
         <w:t xml:space="preserve"> </w:t>
       </w:r>
       <w:r>
+        <w:t xml:space="preserve">That the Board of Trustees retains full discretion over every compensation decision, consistent with Constitution Article 14, Section 14.3;</w:t>
+      </w:r>
+    </w:p>
+    <w:p>
+      <w:pPr>
+        <w:pStyle w:val="BodyText"/>
+        <w:jc w:val="both"/>
+      </w:pPr>
+      <w:r>
+        <w:rPr>
+          <w:bCs/>
+          <w:b/>
+        </w:rPr>
+        <w:t xml:space="preserve">1.2.4</w:t>
+      </w:r>
+      <w:r>
+        <w:t xml:space="preserve"> </w:t>
+      </w:r>
+      <w:r>
+        <w:t xml:space="preserve">Fair, transparent, and mission-aligned treatment of every person who serves the University, whether as a volunteer, on a part-time or contract basis, or as permanent staff or faculty;</w:t>
+      </w:r>
+    </w:p>
+    <w:p>
+      <w:pPr>
+        <w:pStyle w:val="BodyText"/>
+        <w:jc w:val="both"/>
+      </w:pPr>
+      <w:r>
+        <w:rPr>
+          <w:bCs/>
+          <w:b/>
+        </w:rPr>
+        <w:t xml:space="preserve">1.2.5</w:t>
+      </w:r>
+      <w:r>
+        <w:t xml:space="preserve"> </w:t>
+      </w:r>
+      <w:r>
         <w:t xml:space="preserve">Legal compliance with all applicable wage and hour laws;</w:t>
       </w:r>
     </w:p>
@@ -26339,13 +26423,13 @@
           <w:bCs/>
           <w:b/>
         </w:rPr>
-        <w:t xml:space="preserve">1.2.4</w:t>
-      </w:r>
-      <w:r>
-        <w:t xml:space="preserve"> </w:t>
-      </w:r>
-      <w:r>
-        <w:t xml:space="preserve">That no employee receives unauthorized compensation.</w:t>
+        <w:t xml:space="preserve">1.2.6</w:t>
+      </w:r>
+      <w:r>
+        <w:t xml:space="preserve"> </w:t>
+      </w:r>
+      <w:r>
+        <w:t xml:space="preserve">That no person receives unauthorized compensation.</w:t>
       </w:r>
     </w:p>
     <w:bookmarkEnd w:id="123"/>
@@ -26374,7 +26458,102 @@
         <w:t xml:space="preserve"> </w:t>
       </w:r>
       <w:r>
-        <w:t xml:space="preserve">This Policy applies to all employees.</w:t>
+        <w:t xml:space="preserve">This Policy applies to:</w:t>
+      </w:r>
+    </w:p>
+    <w:p>
+      <w:pPr>
+        <w:pStyle w:val="BodyText"/>
+        <w:jc w:val="both"/>
+      </w:pPr>
+      <w:r>
+        <w:rPr>
+          <w:bCs/>
+          <w:b/>
+        </w:rPr>
+        <w:t xml:space="preserve">2.1.1</w:t>
+      </w:r>
+      <w:r>
+        <w:t xml:space="preserve"> </w:t>
+      </w:r>
+      <w:r>
+        <w:t xml:space="preserve">All employees of the University;</w:t>
+      </w:r>
+    </w:p>
+    <w:p>
+      <w:pPr>
+        <w:pStyle w:val="BodyText"/>
+        <w:jc w:val="both"/>
+      </w:pPr>
+      <w:r>
+        <w:rPr>
+          <w:bCs/>
+          <w:b/>
+        </w:rPr>
+        <w:t xml:space="preserve">2.1.2</w:t>
+      </w:r>
+      <w:r>
+        <w:t xml:space="preserve"> </w:t>
+      </w:r>
+      <w:r>
+        <w:t xml:space="preserve">All volunteers serving the University in any capacity;</w:t>
+      </w:r>
+    </w:p>
+    <w:p>
+      <w:pPr>
+        <w:pStyle w:val="BodyText"/>
+        <w:jc w:val="both"/>
+      </w:pPr>
+      <w:r>
+        <w:rPr>
+          <w:bCs/>
+          <w:b/>
+        </w:rPr>
+        <w:t xml:space="preserve">2.1.3</w:t>
+      </w:r>
+      <w:r>
+        <w:t xml:space="preserve"> </w:t>
+      </w:r>
+      <w:r>
+        <w:t xml:space="preserve">All faculty, regardless of category;</w:t>
+      </w:r>
+    </w:p>
+    <w:p>
+      <w:pPr>
+        <w:pStyle w:val="BodyText"/>
+        <w:jc w:val="both"/>
+      </w:pPr>
+      <w:r>
+        <w:rPr>
+          <w:bCs/>
+          <w:b/>
+        </w:rPr>
+        <w:t xml:space="preserve">2.1.4</w:t>
+      </w:r>
+      <w:r>
+        <w:t xml:space="preserve"> </w:t>
+      </w:r>
+      <w:r>
+        <w:t xml:space="preserve">All members of University governance bodies who receive compensation, honoraria, allowances, or stipends for their service.</w:t>
+      </w:r>
+    </w:p>
+    <w:p>
+      <w:pPr>
+        <w:pStyle w:val="BodyText"/>
+        <w:jc w:val="both"/>
+      </w:pPr>
+      <w:r>
+        <w:rPr>
+          <w:bCs/>
+          <w:b/>
+        </w:rPr>
+        <w:t xml:space="preserve">2.2</w:t>
+      </w:r>
+      <w:r>
+        <w:t xml:space="preserve"> </w:t>
+      </w:r>
+      <w:r>
+        <w:t xml:space="preserve">No person is exempt from the requirements of this Policy.</w:t>
       </w:r>
     </w:p>
     <w:bookmarkEnd w:id="124"/>
@@ -26403,64 +26582,178 @@
         <w:t xml:space="preserve"> </w:t>
       </w:r>
       <w:r>
-        <w:t xml:space="preserve">The total remuneration paid to an employee, including base salary, benefits, and incentives.</w:t>
-      </w:r>
-    </w:p>
-    <w:p>
-      <w:pPr>
-        <w:pStyle w:val="BodyText"/>
-        <w:jc w:val="both"/>
-      </w:pPr>
-      <w:r>
-        <w:rPr>
-          <w:bCs/>
-          <w:b/>
-        </w:rPr>
-        <w:t xml:space="preserve">3.2 Salary Structure.</w:t>
-      </w:r>
-      <w:r>
-        <w:t xml:space="preserve"> </w:t>
-      </w:r>
-      <w:r>
-        <w:t xml:space="preserve">The framework of salary ranges for different positions.</w:t>
-      </w:r>
-    </w:p>
-    <w:p>
-      <w:pPr>
-        <w:pStyle w:val="BodyText"/>
-        <w:jc w:val="both"/>
-      </w:pPr>
-      <w:r>
-        <w:rPr>
-          <w:bCs/>
-          <w:b/>
-        </w:rPr>
-        <w:t xml:space="preserve">3.3 Market Benchmarking.</w:t>
-      </w:r>
-      <w:r>
-        <w:t xml:space="preserve"> </w:t>
-      </w:r>
-      <w:r>
-        <w:t xml:space="preserve">The process of comparing salaries to market rates.</w:t>
-      </w:r>
-    </w:p>
-    <w:p>
-      <w:pPr>
-        <w:pStyle w:val="BodyText"/>
-        <w:jc w:val="both"/>
-      </w:pPr>
-      <w:r>
-        <w:rPr>
-          <w:bCs/>
-          <w:b/>
-        </w:rPr>
-        <w:t xml:space="preserve">3.4 Merit Increase.</w:t>
-      </w:r>
-      <w:r>
-        <w:t xml:space="preserve"> </w:t>
-      </w:r>
-      <w:r>
-        <w:t xml:space="preserve">A salary increase based on performance.</w:t>
+        <w:t xml:space="preserve">Any base salary, honorarium, stipend, fee, allowance, award, or revenue-participation payment provided in exchange for service to the University.</w:t>
+      </w:r>
+    </w:p>
+    <w:p>
+      <w:pPr>
+        <w:pStyle w:val="BodyText"/>
+        <w:jc w:val="both"/>
+      </w:pPr>
+      <w:r>
+        <w:rPr>
+          <w:bCs/>
+          <w:b/>
+        </w:rPr>
+        <w:t xml:space="preserve">3.2 Volunteer.</w:t>
+      </w:r>
+      <w:r>
+        <w:t xml:space="preserve"> </w:t>
+      </w:r>
+      <w:r>
+        <w:t xml:space="preserve">A person serving the University primarily for religious service, da’wah, community contribution, or charitable participation, without an employment relationship or guarantee of payment.</w:t>
+      </w:r>
+    </w:p>
+    <w:p>
+      <w:pPr>
+        <w:pStyle w:val="BodyText"/>
+        <w:jc w:val="both"/>
+      </w:pPr>
+      <w:r>
+        <w:rPr>
+          <w:bCs/>
+          <w:b/>
+        </w:rPr>
+        <w:t xml:space="preserve">3.3 Adjunct/Part-Time Faculty.</w:t>
+      </w:r>
+      <w:r>
+        <w:t xml:space="preserve"> </w:t>
+      </w:r>
+      <w:r>
+        <w:t xml:space="preserve">Faculty compensated through teaching stipends, course-delivery payments, supervision fees, examination fees, project fees, research grants, or approved allowances, whose compensation may vary significantly by assignment.</w:t>
+      </w:r>
+    </w:p>
+    <w:p>
+      <w:pPr>
+        <w:pStyle w:val="BodyText"/>
+        <w:jc w:val="both"/>
+      </w:pPr>
+      <w:r>
+        <w:rPr>
+          <w:bCs/>
+          <w:b/>
+        </w:rPr>
+        <w:t xml:space="preserve">3.4 Contract Faculty.</w:t>
+      </w:r>
+      <w:r>
+        <w:t xml:space="preserve"> </w:t>
+      </w:r>
+      <w:r>
+        <w:t xml:space="preserve">Faculty compensated according to a fixed-term contract that specifies duration, workload, responsibilities, qualifications, and available institutional resources.</w:t>
+      </w:r>
+    </w:p>
+    <w:p>
+      <w:pPr>
+        <w:pStyle w:val="BodyText"/>
+        <w:jc w:val="both"/>
+      </w:pPr>
+      <w:r>
+        <w:rPr>
+          <w:bCs/>
+          <w:b/>
+        </w:rPr>
+        <w:t xml:space="preserve">3.5 Permanent Faculty.</w:t>
+      </w:r>
+      <w:r>
+        <w:t xml:space="preserve"> </w:t>
+      </w:r>
+      <w:r>
+        <w:t xml:space="preserve">Faculty holding an indefinite appointment, eligible for base salary, performance incentives, allowances, grants, revenue participation, and research support, each as determined under this Policy.</w:t>
+      </w:r>
+    </w:p>
+    <w:p>
+      <w:pPr>
+        <w:pStyle w:val="BodyText"/>
+        <w:jc w:val="both"/>
+      </w:pPr>
+      <w:r>
+        <w:rPr>
+          <w:bCs/>
+          <w:b/>
+        </w:rPr>
+        <w:t xml:space="preserve">3.6 Allowance.</w:t>
+      </w:r>
+      <w:r>
+        <w:t xml:space="preserve"> </w:t>
+      </w:r>
+      <w:r>
+        <w:t xml:space="preserve">A discretionary, policy-based payment made to offset a specific category of expense incurred in service to the University, not a component of base salary.</w:t>
+      </w:r>
+    </w:p>
+    <w:p>
+      <w:pPr>
+        <w:pStyle w:val="BodyText"/>
+        <w:jc w:val="both"/>
+      </w:pPr>
+      <w:r>
+        <w:rPr>
+          <w:bCs/>
+          <w:b/>
+        </w:rPr>
+        <w:t xml:space="preserve">3.7 Honorarium.</w:t>
+      </w:r>
+      <w:r>
+        <w:t xml:space="preserve"> </w:t>
+      </w:r>
+      <w:r>
+        <w:t xml:space="preserve">A discretionary payment made in recognition of service, distinct from a salary and carrying no expectation of continuation or increase.</w:t>
+      </w:r>
+    </w:p>
+    <w:p>
+      <w:pPr>
+        <w:pStyle w:val="BodyText"/>
+        <w:jc w:val="both"/>
+      </w:pPr>
+      <w:r>
+        <w:rPr>
+          <w:bCs/>
+          <w:b/>
+        </w:rPr>
+        <w:t xml:space="preserve">3.8 Revenue Participation.</w:t>
+      </w:r>
+      <w:r>
+        <w:t xml:space="preserve"> </w:t>
+      </w:r>
+      <w:r>
+        <w:t xml:space="preserve">A discretionary, Board-approved share of programme surplus, executive education revenue, research revenue, or approved grants awarded to a selected permanent academic leader in recognition of performance.</w:t>
+      </w:r>
+    </w:p>
+    <w:p>
+      <w:pPr>
+        <w:pStyle w:val="BodyText"/>
+        <w:jc w:val="both"/>
+      </w:pPr>
+      <w:r>
+        <w:rPr>
+          <w:bCs/>
+          <w:b/>
+        </w:rPr>
+        <w:t xml:space="preserve">3.9 Market Benchmarking.</w:t>
+      </w:r>
+      <w:r>
+        <w:t xml:space="preserve"> </w:t>
+      </w:r>
+      <w:r>
+        <w:t xml:space="preserve">The process of comparing compensation to market rates at peer institutions, used to inform, not bind, the Board’s compensation decisions.</w:t>
+      </w:r>
+    </w:p>
+    <w:p>
+      <w:pPr>
+        <w:pStyle w:val="BodyText"/>
+        <w:jc w:val="both"/>
+      </w:pPr>
+      <w:r>
+        <w:rPr>
+          <w:bCs/>
+          <w:b/>
+        </w:rPr>
+        <w:t xml:space="preserve">3.10 Merit Increase.</w:t>
+      </w:r>
+      <w:r>
+        <w:t xml:space="preserve"> </w:t>
+      </w:r>
+      <w:r>
+        <w:t xml:space="preserve">A discretionary compensation increase based on performance, awarded from a pool the Board determines is affordable each year.</w:t>
       </w:r>
     </w:p>
     <w:bookmarkEnd w:id="125"/>
@@ -26489,7 +26782,7 @@
         <w:t xml:space="preserve"> </w:t>
       </w:r>
       <w:r>
-        <w:t xml:space="preserve">Compensation shall be administered in accordance with this policy.</w:t>
+        <w:t xml:space="preserve">Compensation for every category of person described in this Policy shall be determined by the Board of Trustees upon recommendation of the President and the Finance Committee, consistent with Constitution Article 14, Section 14.3.</w:t>
       </w:r>
     </w:p>
     <w:p>
@@ -26508,6 +26801,25 @@
         <w:t xml:space="preserve"> </w:t>
       </w:r>
       <w:r>
+        <w:t xml:space="preserve">No provision of this Policy shall be construed to guarantee any person a fixed salary, allowance, award, or revenue-participation payment irrespective of the University’s financial condition.</w:t>
+      </w:r>
+    </w:p>
+    <w:p>
+      <w:pPr>
+        <w:pStyle w:val="BodyText"/>
+        <w:jc w:val="both"/>
+      </w:pPr>
+      <w:r>
+        <w:rPr>
+          <w:bCs/>
+          <w:b/>
+        </w:rPr>
+        <w:t xml:space="preserve">4.3</w:t>
+      </w:r>
+      <w:r>
+        <w:t xml:space="preserve"> </w:t>
+      </w:r>
+      <w:r>
         <w:t xml:space="preserve">No person shall receive unauthorized compensation.</w:t>
       </w:r>
     </w:p>
@@ -26521,7 +26833,7 @@
           <w:bCs/>
           <w:b/>
         </w:rPr>
-        <w:t xml:space="preserve">4.3</w:t>
+        <w:t xml:space="preserve">4.4</w:t>
       </w:r>
       <w:r>
         <w:t xml:space="preserve"> </w:t>
@@ -26540,23 +26852,42 @@
           <w:bCs/>
           <w:b/>
         </w:rPr>
-        <w:t xml:space="preserve">4.4</w:t>
-      </w:r>
-      <w:r>
-        <w:t xml:space="preserve"> </w:t>
-      </w:r>
-      <w:r>
-        <w:t xml:space="preserve">All compensation decisions shall be based on market data and performance.</w:t>
+        <w:t xml:space="preserve">4.5</w:t>
+      </w:r>
+      <w:r>
+        <w:t xml:space="preserve"> </w:t>
+      </w:r>
+      <w:r>
+        <w:t xml:space="preserve">All compensation decisions shall take into account institutional resources, financial sustainability, workload, qualifications, responsibilities, performance, market conditions, and mission alignment.</w:t>
+      </w:r>
+    </w:p>
+    <w:p>
+      <w:pPr>
+        <w:pStyle w:val="BodyText"/>
+        <w:jc w:val="both"/>
+      </w:pPr>
+      <w:r>
+        <w:rPr>
+          <w:bCs/>
+          <w:b/>
+        </w:rPr>
+        <w:t xml:space="preserve">4.6</w:t>
+      </w:r>
+      <w:r>
+        <w:t xml:space="preserve"> </w:t>
+      </w:r>
+      <w:r>
+        <w:t xml:space="preserve">No person shall represent any category of service described in this Policy as an employment relationship where it is not one.</w:t>
       </w:r>
     </w:p>
     <w:bookmarkEnd w:id="126"/>
-    <w:bookmarkStart w:id="127" w:name="compensation-philosophy"/>
+    <w:bookmarkStart w:id="127" w:name="personnel-categories"/>
     <w:p>
       <w:pPr>
         <w:pStyle w:val="Heading2"/>
       </w:pPr>
       <w:r>
-        <w:t xml:space="preserve">5.0 Compensation Philosophy</w:t>
+        <w:t xml:space="preserve">5.0 Personnel Categories</w:t>
       </w:r>
     </w:p>
     <w:p>
@@ -26569,7 +26900,310 @@
           <w:bCs/>
           <w:b/>
         </w:rPr>
-        <w:t xml:space="preserve">5.1</w:t>
+        <w:t xml:space="preserve">5.1 Category A — Volunteers.</w:t>
+      </w:r>
+    </w:p>
+    <w:p>
+      <w:pPr>
+        <w:pStyle w:val="BodyText"/>
+        <w:jc w:val="both"/>
+      </w:pPr>
+      <w:r>
+        <w:rPr>
+          <w:bCs/>
+          <w:b/>
+        </w:rPr>
+        <w:t xml:space="preserve">5.1.1</w:t>
+      </w:r>
+      <w:r>
+        <w:t xml:space="preserve"> </w:t>
+      </w:r>
+      <w:r>
+        <w:t xml:space="preserve">Volunteers serve primarily for religious service, da’wah, community contribution, or charitable participation and are not employees of the University.</w:t>
+      </w:r>
+    </w:p>
+    <w:p>
+      <w:pPr>
+        <w:pStyle w:val="BodyText"/>
+        <w:jc w:val="both"/>
+      </w:pPr>
+      <w:r>
+        <w:rPr>
+          <w:bCs/>
+          <w:b/>
+        </w:rPr>
+        <w:t xml:space="preserve">5.1.2</w:t>
+      </w:r>
+      <w:r>
+        <w:t xml:space="preserve"> </w:t>
+      </w:r>
+      <w:r>
+        <w:t xml:space="preserve">A Volunteer may receive no compensation, occasional gifts, discretionary stipends, approved allowances, and awards and recognition under Section 8.0.</w:t>
+      </w:r>
+    </w:p>
+    <w:p>
+      <w:pPr>
+        <w:pStyle w:val="BodyText"/>
+        <w:jc w:val="both"/>
+      </w:pPr>
+      <w:r>
+        <w:rPr>
+          <w:bCs/>
+          <w:b/>
+        </w:rPr>
+        <w:t xml:space="preserve">5.1.3</w:t>
+      </w:r>
+      <w:r>
+        <w:t xml:space="preserve"> </w:t>
+      </w:r>
+      <w:r>
+        <w:t xml:space="preserve">No guarantee of salary shall exist for a Volunteer, and no person shall represent a Volunteer as an employee.</w:t>
+      </w:r>
+    </w:p>
+    <w:p>
+      <w:pPr>
+        <w:pStyle w:val="BodyText"/>
+        <w:jc w:val="both"/>
+      </w:pPr>
+      <w:r>
+        <w:rPr>
+          <w:bCs/>
+          <w:b/>
+        </w:rPr>
+        <w:t xml:space="preserve">5.2 Category B — Adjunct/Part-Time Faculty.</w:t>
+      </w:r>
+    </w:p>
+    <w:p>
+      <w:pPr>
+        <w:pStyle w:val="BodyText"/>
+        <w:jc w:val="both"/>
+      </w:pPr>
+      <w:r>
+        <w:rPr>
+          <w:bCs/>
+          <w:b/>
+        </w:rPr>
+        <w:t xml:space="preserve">5.2.1</w:t>
+      </w:r>
+      <w:r>
+        <w:t xml:space="preserve"> </w:t>
+      </w:r>
+      <w:r>
+        <w:t xml:space="preserve">Adjunct and part-time faculty are compensated through teaching stipends, course-delivery payments, supervision fees, examination fees, project fees, research grants, and approved allowances.</w:t>
+      </w:r>
+    </w:p>
+    <w:p>
+      <w:pPr>
+        <w:pStyle w:val="BodyText"/>
+        <w:jc w:val="both"/>
+      </w:pPr>
+      <w:r>
+        <w:rPr>
+          <w:bCs/>
+          <w:b/>
+        </w:rPr>
+        <w:t xml:space="preserve">5.2.2</w:t>
+      </w:r>
+      <w:r>
+        <w:t xml:space="preserve"> </w:t>
+      </w:r>
+      <w:r>
+        <w:t xml:space="preserve">Compensation for Adjunct/Part-Time Faculty may vary significantly by course load, subject area, and assignment, as determined under Section 6.0.</w:t>
+      </w:r>
+    </w:p>
+    <w:p>
+      <w:pPr>
+        <w:pStyle w:val="BodyText"/>
+        <w:jc w:val="both"/>
+      </w:pPr>
+      <w:r>
+        <w:rPr>
+          <w:bCs/>
+          <w:b/>
+        </w:rPr>
+        <w:t xml:space="preserve">5.3 Category C — Contract Faculty.</w:t>
+      </w:r>
+    </w:p>
+    <w:p>
+      <w:pPr>
+        <w:pStyle w:val="BodyText"/>
+        <w:jc w:val="both"/>
+      </w:pPr>
+      <w:r>
+        <w:rPr>
+          <w:bCs/>
+          <w:b/>
+        </w:rPr>
+        <w:t xml:space="preserve">5.3.1</w:t>
+      </w:r>
+      <w:r>
+        <w:t xml:space="preserve"> </w:t>
+      </w:r>
+      <w:r>
+        <w:t xml:space="preserve">Contract Faculty are compensated according to their contract’s duration, workload, responsibilities, qualifications, performance, and available institutional resources.</w:t>
+      </w:r>
+    </w:p>
+    <w:p>
+      <w:pPr>
+        <w:pStyle w:val="BodyText"/>
+        <w:jc w:val="both"/>
+      </w:pPr>
+      <w:r>
+        <w:rPr>
+          <w:bCs/>
+          <w:b/>
+        </w:rPr>
+        <w:t xml:space="preserve">5.3.2</w:t>
+      </w:r>
+      <w:r>
+        <w:t xml:space="preserve"> </w:t>
+      </w:r>
+      <w:r>
+        <w:t xml:space="preserve">No provision of this Policy or any other University policy shall lock the University into a compensation commitment beyond what a Contract Faculty member’s contract specifies.</w:t>
+      </w:r>
+    </w:p>
+    <w:p>
+      <w:pPr>
+        <w:pStyle w:val="BodyText"/>
+        <w:jc w:val="both"/>
+      </w:pPr>
+      <w:r>
+        <w:rPr>
+          <w:bCs/>
+          <w:b/>
+        </w:rPr>
+        <w:t xml:space="preserve">5.4 Category D — Permanent Faculty.</w:t>
+      </w:r>
+    </w:p>
+    <w:p>
+      <w:pPr>
+        <w:pStyle w:val="BodyText"/>
+        <w:jc w:val="both"/>
+      </w:pPr>
+      <w:r>
+        <w:rPr>
+          <w:bCs/>
+          <w:b/>
+        </w:rPr>
+        <w:t xml:space="preserve">5.4.1</w:t>
+      </w:r>
+      <w:r>
+        <w:t xml:space="preserve"> </w:t>
+      </w:r>
+      <w:r>
+        <w:t xml:space="preserve">Permanent Faculty may receive base salary, performance incentives, allowances, grants, revenue participation, leadership stipends, and research support, each subject to the Board’s discretion under this Policy.</w:t>
+      </w:r>
+    </w:p>
+    <w:p>
+      <w:pPr>
+        <w:pStyle w:val="BodyText"/>
+        <w:jc w:val="both"/>
+      </w:pPr>
+      <w:r>
+        <w:rPr>
+          <w:bCs/>
+          <w:b/>
+        </w:rPr>
+        <w:t xml:space="preserve">5.5 Senate Compensation Model.</w:t>
+      </w:r>
+    </w:p>
+    <w:p>
+      <w:pPr>
+        <w:pStyle w:val="BodyText"/>
+        <w:jc w:val="both"/>
+      </w:pPr>
+      <w:r>
+        <w:rPr>
+          <w:bCs/>
+          <w:b/>
+        </w:rPr>
+        <w:t xml:space="preserve">5.5.1</w:t>
+      </w:r>
+      <w:r>
+        <w:t xml:space="preserve"> </w:t>
+      </w:r>
+      <w:r>
+        <w:t xml:space="preserve">Membership in the University Senate does not, by itself, imply any salary.</w:t>
+      </w:r>
+    </w:p>
+    <w:p>
+      <w:pPr>
+        <w:pStyle w:val="BodyText"/>
+        <w:jc w:val="both"/>
+      </w:pPr>
+      <w:r>
+        <w:rPr>
+          <w:bCs/>
+          <w:b/>
+        </w:rPr>
+        <w:t xml:space="preserve">5.5.2</w:t>
+      </w:r>
+      <w:r>
+        <w:t xml:space="preserve"> </w:t>
+      </w:r>
+      <w:r>
+        <w:t xml:space="preserve">A Volunteer Senate Member shall receive no salary, but may receive meeting honoraria where approved and approved allowances.</w:t>
+      </w:r>
+    </w:p>
+    <w:p>
+      <w:pPr>
+        <w:pStyle w:val="BodyText"/>
+        <w:jc w:val="both"/>
+      </w:pPr>
+      <w:r>
+        <w:rPr>
+          <w:bCs/>
+          <w:b/>
+        </w:rPr>
+        <w:t xml:space="preserve">5.5.3</w:t>
+      </w:r>
+      <w:r>
+        <w:t xml:space="preserve"> </w:t>
+      </w:r>
+      <w:r>
+        <w:t xml:space="preserve">A Contract Senate Member’s compensation shall be based on the actual duties the member performs for the University, under that member’s contract.</w:t>
+      </w:r>
+    </w:p>
+    <w:p>
+      <w:pPr>
+        <w:pStyle w:val="BodyText"/>
+        <w:jc w:val="both"/>
+      </w:pPr>
+      <w:r>
+        <w:rPr>
+          <w:bCs/>
+          <w:b/>
+        </w:rPr>
+        <w:t xml:space="preserve">5.5.4</w:t>
+      </w:r>
+      <w:r>
+        <w:t xml:space="preserve"> </w:t>
+      </w:r>
+      <w:r>
+        <w:t xml:space="preserve">An Executive Senate Member (a Senate seat held by virtue of an executive administrative appointment, such as the President &amp; Vice-Chancellor or a Deputy Vice-Chancellor) shall be compensated according to that member’s employment contract, not according to Senate membership itself.</w:t>
+      </w:r>
+    </w:p>
+    <w:bookmarkEnd w:id="127"/>
+    <w:bookmarkStart w:id="128" w:name="compensation-principles"/>
+    <w:p>
+      <w:pPr>
+        <w:pStyle w:val="Heading2"/>
+      </w:pPr>
+      <w:r>
+        <w:t xml:space="preserve">6.0 Compensation Principles</w:t>
+      </w:r>
+    </w:p>
+    <w:p>
+      <w:pPr>
+        <w:pStyle w:val="FirstParagraph"/>
+        <w:jc w:val="both"/>
+      </w:pPr>
+      <w:r>
+        <w:rPr>
+          <w:bCs/>
+          <w:b/>
+        </w:rPr>
+        <w:t xml:space="preserve">6.1</w:t>
       </w:r>
       <w:r>
         <w:t xml:space="preserve"> </w:t>
@@ -26588,80 +27222,251 @@
           <w:bCs/>
           <w:b/>
         </w:rPr>
-        <w:t xml:space="preserve">5.1.1 Mission-Driven Service.</w:t>
-      </w:r>
-      <w:r>
-        <w:t xml:space="preserve"> </w:t>
-      </w:r>
-      <w:r>
-        <w:t xml:space="preserve">Compensation is framed as acknowledgment of service;</w:t>
-      </w:r>
-    </w:p>
-    <w:p>
-      <w:pPr>
-        <w:pStyle w:val="BodyText"/>
-        <w:jc w:val="both"/>
-      </w:pPr>
-      <w:r>
-        <w:rPr>
-          <w:bCs/>
-          <w:b/>
-        </w:rPr>
-        <w:t xml:space="preserve">5.1.2 Fairness and Transparency.</w:t>
-      </w:r>
-      <w:r>
-        <w:t xml:space="preserve"> </w:t>
-      </w:r>
-      <w:r>
-        <w:t xml:space="preserve">Compensation is transparent and published annually;</w:t>
-      </w:r>
-    </w:p>
-    <w:p>
-      <w:pPr>
-        <w:pStyle w:val="BodyText"/>
-        <w:jc w:val="both"/>
-      </w:pPr>
-      <w:r>
-        <w:rPr>
-          <w:bCs/>
-          <w:b/>
-        </w:rPr>
-        <w:t xml:space="preserve">5.1.3 Sustainability.</w:t>
-      </w:r>
-      <w:r>
-        <w:t xml:space="preserve"> </w:t>
-      </w:r>
-      <w:r>
-        <w:t xml:space="preserve">Compensation structures are sustainable over the long term;</w:t>
-      </w:r>
-    </w:p>
-    <w:p>
-      <w:pPr>
-        <w:pStyle w:val="BodyText"/>
-        <w:jc w:val="both"/>
-      </w:pPr>
-      <w:r>
-        <w:rPr>
-          <w:bCs/>
-          <w:b/>
-        </w:rPr>
-        <w:t xml:space="preserve">5.1.4 Market Competitiveness.</w:t>
-      </w:r>
-      <w:r>
-        <w:t xml:space="preserve"> </w:t>
-      </w:r>
-      <w:r>
-        <w:t xml:space="preserve">Compensation is competitive to attract qualified personnel.</w:t>
-      </w:r>
-    </w:p>
-    <w:bookmarkEnd w:id="127"/>
-    <w:bookmarkStart w:id="128" w:name="salary-structure"/>
+        <w:t xml:space="preserve">6.1.1 Mission-Driven Service.</w:t>
+      </w:r>
+      <w:r>
+        <w:t xml:space="preserve"> </w:t>
+      </w:r>
+      <w:r>
+        <w:t xml:space="preserve">Compensation is framed first as acknowledgment of service to the University’s mission and to the Ummah;</w:t>
+      </w:r>
+    </w:p>
+    <w:p>
+      <w:pPr>
+        <w:pStyle w:val="BodyText"/>
+        <w:jc w:val="both"/>
+      </w:pPr>
+      <w:r>
+        <w:rPr>
+          <w:bCs/>
+          <w:b/>
+        </w:rPr>
+        <w:t xml:space="preserve">6.1.2 Board Discretion.</w:t>
+      </w:r>
+      <w:r>
+        <w:t xml:space="preserve"> </w:t>
+      </w:r>
+      <w:r>
+        <w:t xml:space="preserve">Every compensation decision preserves the Board of Trustees’ discretion and is never a self-executing entitlement;</w:t>
+      </w:r>
+    </w:p>
+    <w:p>
+      <w:pPr>
+        <w:pStyle w:val="BodyText"/>
+        <w:jc w:val="both"/>
+      </w:pPr>
+      <w:r>
+        <w:rPr>
+          <w:bCs/>
+          <w:b/>
+        </w:rPr>
+        <w:t xml:space="preserve">6.1.3 Fairness and Transparency.</w:t>
+      </w:r>
+      <w:r>
+        <w:t xml:space="preserve"> </w:t>
+      </w:r>
+      <w:r>
+        <w:t xml:space="preserve">Compensation decisions are made consistently and are transparent to the persons affected by them;</w:t>
+      </w:r>
+    </w:p>
+    <w:p>
+      <w:pPr>
+        <w:pStyle w:val="BodyText"/>
+        <w:jc w:val="both"/>
+      </w:pPr>
+      <w:r>
+        <w:rPr>
+          <w:bCs/>
+          <w:b/>
+        </w:rPr>
+        <w:t xml:space="preserve">6.1.4 Sustainability.</w:t>
+      </w:r>
+      <w:r>
+        <w:t xml:space="preserve"> </w:t>
+      </w:r>
+      <w:r>
+        <w:t xml:space="preserve">No compensation commitment may be made that could render the University unable to meet its obligations if enrollment, donations, grants, or Waqf income decline;</w:t>
+      </w:r>
+    </w:p>
+    <w:p>
+      <w:pPr>
+        <w:pStyle w:val="BodyText"/>
+        <w:jc w:val="both"/>
+      </w:pPr>
+      <w:r>
+        <w:rPr>
+          <w:bCs/>
+          <w:b/>
+        </w:rPr>
+        <w:t xml:space="preserve">6.1.5 Mission-Aligned Competitiveness.</w:t>
+      </w:r>
+      <w:r>
+        <w:t xml:space="preserve"> </w:t>
+      </w:r>
+      <w:r>
+        <w:t xml:space="preserve">Compensation, taken together with the opportunities described in Section 8.0, is designed to attract qualified personnel without competing on salary alone.</w:t>
+      </w:r>
+    </w:p>
+    <w:p>
+      <w:pPr>
+        <w:pStyle w:val="BodyText"/>
+        <w:jc w:val="both"/>
+      </w:pPr>
+      <w:r>
+        <w:rPr>
+          <w:bCs/>
+          <w:b/>
+        </w:rPr>
+        <w:t xml:space="preserve">6.2</w:t>
+      </w:r>
+      <w:r>
+        <w:t xml:space="preserve"> </w:t>
+      </w:r>
+      <w:r>
+        <w:t xml:space="preserve">Compensation for each Category described in Section 5.0 shall be determined by the Board of Trustees upon recommendation of the President and the Finance Committee, taking into consideration:</w:t>
+      </w:r>
+    </w:p>
+    <w:p>
+      <w:pPr>
+        <w:pStyle w:val="BodyText"/>
+        <w:jc w:val="both"/>
+      </w:pPr>
+      <w:r>
+        <w:rPr>
+          <w:bCs/>
+          <w:b/>
+        </w:rPr>
+        <w:t xml:space="preserve">6.2.1</w:t>
+      </w:r>
+      <w:r>
+        <w:t xml:space="preserve"> </w:t>
+      </w:r>
+      <w:r>
+        <w:t xml:space="preserve">Institutional resources and financial sustainability;</w:t>
+      </w:r>
+    </w:p>
+    <w:p>
+      <w:pPr>
+        <w:pStyle w:val="BodyText"/>
+        <w:jc w:val="both"/>
+      </w:pPr>
+      <w:r>
+        <w:rPr>
+          <w:bCs/>
+          <w:b/>
+        </w:rPr>
+        <w:t xml:space="preserve">6.2.2</w:t>
+      </w:r>
+      <w:r>
+        <w:t xml:space="preserve"> </w:t>
+      </w:r>
+      <w:r>
+        <w:t xml:space="preserve">Workload, qualifications, and responsibilities;</w:t>
+      </w:r>
+    </w:p>
+    <w:p>
+      <w:pPr>
+        <w:pStyle w:val="BodyText"/>
+        <w:jc w:val="both"/>
+      </w:pPr>
+      <w:r>
+        <w:rPr>
+          <w:bCs/>
+          <w:b/>
+        </w:rPr>
+        <w:t xml:space="preserve">6.2.3</w:t>
+      </w:r>
+      <w:r>
+        <w:t xml:space="preserve"> </w:t>
+      </w:r>
+      <w:r>
+        <w:t xml:space="preserve">Performance;</w:t>
+      </w:r>
+    </w:p>
+    <w:p>
+      <w:pPr>
+        <w:pStyle w:val="BodyText"/>
+        <w:jc w:val="both"/>
+      </w:pPr>
+      <w:r>
+        <w:rPr>
+          <w:bCs/>
+          <w:b/>
+        </w:rPr>
+        <w:t xml:space="preserve">6.2.4</w:t>
+      </w:r>
+      <w:r>
+        <w:t xml:space="preserve"> </w:t>
+      </w:r>
+      <w:r>
+        <w:t xml:space="preserve">Market conditions, informed by the benchmarking described in Section 10.0;</w:t>
+      </w:r>
+    </w:p>
+    <w:p>
+      <w:pPr>
+        <w:pStyle w:val="BodyText"/>
+        <w:jc w:val="both"/>
+      </w:pPr>
+      <w:r>
+        <w:rPr>
+          <w:bCs/>
+          <w:b/>
+        </w:rPr>
+        <w:t xml:space="preserve">6.2.5</w:t>
+      </w:r>
+      <w:r>
+        <w:t xml:space="preserve"> </w:t>
+      </w:r>
+      <w:r>
+        <w:t xml:space="preserve">Mission alignment.</w:t>
+      </w:r>
+    </w:p>
+    <w:p>
+      <w:pPr>
+        <w:pStyle w:val="BodyText"/>
+        <w:jc w:val="both"/>
+      </w:pPr>
+      <w:r>
+        <w:rPr>
+          <w:bCs/>
+          <w:b/>
+        </w:rPr>
+        <w:t xml:space="preserve">6.3</w:t>
+      </w:r>
+      <w:r>
+        <w:t xml:space="preserve"> </w:t>
+      </w:r>
+      <w:r>
+        <w:t xml:space="preserve">No Constitution provision, University policy, or contract shall state a fixed minimum or maximum compensation figure for any rank or role as a binding, self-executing entitlement; compensation figures the Board adopts from time to time under this Section are administrative guidance, not contractual guarantees, and remain subject to annual review and Board discretion.</w:t>
+      </w:r>
+    </w:p>
+    <w:p>
+      <w:pPr>
+        <w:pStyle w:val="BodyText"/>
+        <w:jc w:val="both"/>
+      </w:pPr>
+      <w:r>
+        <w:rPr>
+          <w:bCs/>
+          <w:b/>
+        </w:rPr>
+        <w:t xml:space="preserve">6.4</w:t>
+      </w:r>
+      <w:r>
+        <w:t xml:space="preserve"> </w:t>
+      </w:r>
+      <w:r>
+        <w:t xml:space="preserve">No person shall set compensation without the authority this Policy grants.</w:t>
+      </w:r>
+    </w:p>
+    <w:bookmarkEnd w:id="128"/>
+    <w:bookmarkStart w:id="129" w:name="allowance-framework"/>
     <w:p>
       <w:pPr>
         <w:pStyle w:val="Heading2"/>
       </w:pPr>
       <w:r>
-        <w:t xml:space="preserve">6.0 Salary Structure</w:t>
+        <w:t xml:space="preserve">7.0 Allowance Framework</w:t>
       </w:r>
     </w:p>
     <w:p>
@@ -26674,271 +27479,175 @@
           <w:bCs/>
           <w:b/>
         </w:rPr>
-        <w:t xml:space="preserve">6.1</w:t>
-      </w:r>
-      <w:r>
-        <w:t xml:space="preserve"> </w:t>
-      </w:r>
-      <w:r>
-        <w:t xml:space="preserve">Salary structure:</w:t>
-      </w:r>
-    </w:p>
-    <w:p>
-      <w:pPr>
-        <w:pStyle w:val="BodyText"/>
-        <w:jc w:val="both"/>
-      </w:pPr>
-      <w:r>
-        <w:rPr>
-          <w:bCs/>
-          <w:b/>
-        </w:rPr>
-        <w:t xml:space="preserve">6.1.1 Faculty Honoraria.</w:t>
-      </w:r>
-    </w:p>
-    <w:p>
-      <w:pPr>
-        <w:pStyle w:val="BodyText"/>
-        <w:jc w:val="both"/>
-      </w:pPr>
-      <w:r>
-        <w:rPr>
-          <w:bCs/>
-          <w:b/>
-        </w:rPr>
-        <w:t xml:space="preserve">6.1.1.1</w:t>
-      </w:r>
-      <w:r>
-        <w:t xml:space="preserve"> </w:t>
-      </w:r>
-      <w:r>
-        <w:t xml:space="preserve">Assistant Professor: $30,000–$45,000;</w:t>
-      </w:r>
-    </w:p>
-    <w:p>
-      <w:pPr>
-        <w:pStyle w:val="BodyText"/>
-        <w:jc w:val="both"/>
-      </w:pPr>
-      <w:r>
-        <w:rPr>
-          <w:bCs/>
-          <w:b/>
-        </w:rPr>
-        <w:t xml:space="preserve">6.1.1.2</w:t>
-      </w:r>
-      <w:r>
-        <w:t xml:space="preserve"> </w:t>
-      </w:r>
-      <w:r>
-        <w:t xml:space="preserve">Associate Professor: $45,000–$60,000;</w:t>
-      </w:r>
-    </w:p>
-    <w:p>
-      <w:pPr>
-        <w:pStyle w:val="BodyText"/>
-        <w:jc w:val="both"/>
-      </w:pPr>
-      <w:r>
-        <w:rPr>
-          <w:bCs/>
-          <w:b/>
-        </w:rPr>
-        <w:t xml:space="preserve">6.1.1.3</w:t>
-      </w:r>
-      <w:r>
-        <w:t xml:space="preserve"> </w:t>
-      </w:r>
-      <w:r>
-        <w:t xml:space="preserve">Professor: $60,000–$80,000.</w:t>
-      </w:r>
-    </w:p>
-    <w:p>
-      <w:pPr>
-        <w:pStyle w:val="BodyText"/>
-        <w:jc w:val="both"/>
-      </w:pPr>
-      <w:r>
-        <w:rPr>
-          <w:bCs/>
-          <w:b/>
-        </w:rPr>
-        <w:t xml:space="preserve">6.1.2 Administrative Salaries.</w:t>
-      </w:r>
-    </w:p>
-    <w:p>
-      <w:pPr>
-        <w:pStyle w:val="BodyText"/>
-        <w:jc w:val="both"/>
-      </w:pPr>
-      <w:r>
-        <w:rPr>
-          <w:bCs/>
-          <w:b/>
-        </w:rPr>
-        <w:t xml:space="preserve">6.1.2.1</w:t>
-      </w:r>
-      <w:r>
-        <w:t xml:space="preserve"> </w:t>
-      </w:r>
-      <w:r>
-        <w:t xml:space="preserve">President &amp; Vice-Chancellor: $100,000–$150,000;</w:t>
-      </w:r>
-    </w:p>
-    <w:p>
-      <w:pPr>
-        <w:pStyle w:val="BodyText"/>
-        <w:jc w:val="both"/>
-      </w:pPr>
-      <w:r>
-        <w:rPr>
-          <w:bCs/>
-          <w:b/>
-        </w:rPr>
-        <w:t xml:space="preserve">6.1.2.2</w:t>
-      </w:r>
-      <w:r>
-        <w:t xml:space="preserve"> </w:t>
-      </w:r>
-      <w:r>
-        <w:t xml:space="preserve">Deputy Vice-Chancellor: $75,000–$100,000;</w:t>
-      </w:r>
-    </w:p>
-    <w:p>
-      <w:pPr>
-        <w:pStyle w:val="BodyText"/>
-        <w:jc w:val="both"/>
-      </w:pPr>
-      <w:r>
-        <w:rPr>
-          <w:bCs/>
-          <w:b/>
-        </w:rPr>
-        <w:t xml:space="preserve">6.1.2.3</w:t>
-      </w:r>
-      <w:r>
-        <w:t xml:space="preserve"> </w:t>
-      </w:r>
-      <w:r>
-        <w:t xml:space="preserve">Director: $50,000–$75,000.</w:t>
-      </w:r>
-    </w:p>
-    <w:p>
-      <w:pPr>
-        <w:pStyle w:val="BodyText"/>
-        <w:jc w:val="both"/>
-      </w:pPr>
-      <w:r>
-        <w:rPr>
-          <w:bCs/>
-          <w:b/>
-        </w:rPr>
-        <w:t xml:space="preserve">6.1.3 Staff Salaries.</w:t>
-      </w:r>
-    </w:p>
-    <w:p>
-      <w:pPr>
-        <w:pStyle w:val="BodyText"/>
-        <w:jc w:val="both"/>
-      </w:pPr>
-      <w:r>
-        <w:rPr>
-          <w:bCs/>
-          <w:b/>
-        </w:rPr>
-        <w:t xml:space="preserve">6.1.3.1</w:t>
-      </w:r>
-      <w:r>
-        <w:t xml:space="preserve"> </w:t>
-      </w:r>
-      <w:r>
-        <w:t xml:space="preserve">Senior Staff: $40,000–$60,000;</w:t>
-      </w:r>
-    </w:p>
-    <w:p>
-      <w:pPr>
-        <w:pStyle w:val="BodyText"/>
-        <w:jc w:val="both"/>
-      </w:pPr>
-      <w:r>
-        <w:rPr>
-          <w:bCs/>
-          <w:b/>
-        </w:rPr>
-        <w:t xml:space="preserve">6.1.3.2</w:t>
-      </w:r>
-      <w:r>
-        <w:t xml:space="preserve"> </w:t>
-      </w:r>
-      <w:r>
-        <w:t xml:space="preserve">Staff: $25,000–$40,000;</w:t>
-      </w:r>
-    </w:p>
-    <w:p>
-      <w:pPr>
-        <w:pStyle w:val="BodyText"/>
-        <w:jc w:val="both"/>
-      </w:pPr>
-      <w:r>
-        <w:rPr>
-          <w:bCs/>
-          <w:b/>
-        </w:rPr>
-        <w:t xml:space="preserve">6.1.3.3</w:t>
-      </w:r>
-      <w:r>
-        <w:t xml:space="preserve"> </w:t>
-      </w:r>
-      <w:r>
-        <w:t xml:space="preserve">Support Staff: $15,000–$25,000.</w:t>
-      </w:r>
-    </w:p>
-    <w:p>
-      <w:pPr>
-        <w:pStyle w:val="BodyText"/>
-        <w:jc w:val="both"/>
-      </w:pPr>
-      <w:r>
-        <w:rPr>
-          <w:bCs/>
-          <w:b/>
-        </w:rPr>
-        <w:t xml:space="preserve">6.2</w:t>
-      </w:r>
-      <w:r>
-        <w:t xml:space="preserve"> </w:t>
-      </w:r>
-      <w:r>
-        <w:t xml:space="preserve">Salary ranges shall be reviewed annually.</w:t>
-      </w:r>
-    </w:p>
-    <w:p>
-      <w:pPr>
-        <w:pStyle w:val="BodyText"/>
-        <w:jc w:val="both"/>
-      </w:pPr>
-      <w:r>
-        <w:rPr>
-          <w:bCs/>
-          <w:b/>
-        </w:rPr>
-        <w:t xml:space="preserve">6.3</w:t>
-      </w:r>
-      <w:r>
-        <w:t xml:space="preserve"> </w:t>
-      </w:r>
-      <w:r>
-        <w:t xml:space="preserve">No person shall set compensation outside the approved ranges.</w:t>
-      </w:r>
-    </w:p>
-    <w:bookmarkEnd w:id="128"/>
-    <w:bookmarkStart w:id="129" w:name="compensation-determination"/>
+        <w:t xml:space="preserve">7.1</w:t>
+      </w:r>
+      <w:r>
+        <w:t xml:space="preserve"> </w:t>
+      </w:r>
+      <w:r>
+        <w:t xml:space="preserve">Allowances are discretionary, policy-based payments approved by the Board of Trustees upon recommendation of the President and the Finance Committee, subject to available institutional resources. No allowance described in this Section creates a guaranteed entitlement.</w:t>
+      </w:r>
+    </w:p>
+    <w:p>
+      <w:pPr>
+        <w:pStyle w:val="BodyText"/>
+        <w:jc w:val="both"/>
+      </w:pPr>
+      <w:r>
+        <w:rPr>
+          <w:bCs/>
+          <w:b/>
+        </w:rPr>
+        <w:t xml:space="preserve">7.2 Connectivity Allowance.</w:t>
+      </w:r>
+      <w:r>
+        <w:t xml:space="preserve"> </w:t>
+      </w:r>
+      <w:r>
+        <w:t xml:space="preserve">For internet and digital-teaching expenses incurred by faculty and staff delivering instruction or performing duties online.</w:t>
+      </w:r>
+    </w:p>
+    <w:p>
+      <w:pPr>
+        <w:pStyle w:val="BodyText"/>
+        <w:jc w:val="both"/>
+      </w:pPr>
+      <w:r>
+        <w:rPr>
+          <w:bCs/>
+          <w:b/>
+        </w:rPr>
+        <w:t xml:space="preserve">7.3 Communication Allowance.</w:t>
+      </w:r>
+      <w:r>
+        <w:t xml:space="preserve"> </w:t>
+      </w:r>
+      <w:r>
+        <w:t xml:space="preserve">For institutional calls and communications incurred in the course of University service.</w:t>
+      </w:r>
+    </w:p>
+    <w:p>
+      <w:pPr>
+        <w:pStyle w:val="BodyText"/>
+        <w:jc w:val="both"/>
+      </w:pPr>
+      <w:r>
+        <w:rPr>
+          <w:bCs/>
+          <w:b/>
+        </w:rPr>
+        <w:t xml:space="preserve">7.4 Research &amp; Publication Allowance.</w:t>
+      </w:r>
+      <w:r>
+        <w:t xml:space="preserve"> </w:t>
+      </w:r>
+      <w:r>
+        <w:t xml:space="preserve">For books, journal-publication fees, conference participation, and academic projects.</w:t>
+      </w:r>
+    </w:p>
+    <w:p>
+      <w:pPr>
+        <w:pStyle w:val="BodyText"/>
+        <w:jc w:val="both"/>
+      </w:pPr>
+      <w:r>
+        <w:rPr>
+          <w:bCs/>
+          <w:b/>
+        </w:rPr>
+        <w:t xml:space="preserve">7.5 Healthcare Support Allowance.</w:t>
+      </w:r>
+      <w:r>
+        <w:t xml:space="preserve"> </w:t>
+      </w:r>
+      <w:r>
+        <w:t xml:space="preserve">Subject to this Policy and to available institutional resources.</w:t>
+      </w:r>
+    </w:p>
+    <w:p>
+      <w:pPr>
+        <w:pStyle w:val="BodyText"/>
+        <w:jc w:val="both"/>
+      </w:pPr>
+      <w:r>
+        <w:rPr>
+          <w:bCs/>
+          <w:b/>
+        </w:rPr>
+        <w:t xml:space="preserve">7.6 Professional Development Allowance.</w:t>
+      </w:r>
+      <w:r>
+        <w:t xml:space="preserve"> </w:t>
+      </w:r>
+      <w:r>
+        <w:t xml:space="preserve">For certifications, training, workshops, and seminars.</w:t>
+      </w:r>
+    </w:p>
+    <w:p>
+      <w:pPr>
+        <w:pStyle w:val="BodyText"/>
+        <w:jc w:val="both"/>
+      </w:pPr>
+      <w:r>
+        <w:rPr>
+          <w:bCs/>
+          <w:b/>
+        </w:rPr>
+        <w:t xml:space="preserve">7.7 Technology Allowance.</w:t>
+      </w:r>
+      <w:r>
+        <w:t xml:space="preserve"> </w:t>
+      </w:r>
+      <w:r>
+        <w:t xml:space="preserve">For laptops, devices, software, and teaching equipment.</w:t>
+      </w:r>
+    </w:p>
+    <w:p>
+      <w:pPr>
+        <w:pStyle w:val="BodyText"/>
+        <w:jc w:val="both"/>
+      </w:pPr>
+      <w:r>
+        <w:rPr>
+          <w:bCs/>
+          <w:b/>
+        </w:rPr>
+        <w:t xml:space="preserve">7.8</w:t>
+      </w:r>
+      <w:r>
+        <w:t xml:space="preserve"> </w:t>
+      </w:r>
+      <w:r>
+        <w:t xml:space="preserve">The Board of Trustees shall set and periodically revise the amount or range of each allowance described in this Section, published in the HR Policies &amp; Procedures Manual (OPS-007).</w:t>
+      </w:r>
+    </w:p>
+    <w:p>
+      <w:pPr>
+        <w:pStyle w:val="BodyText"/>
+        <w:jc w:val="both"/>
+      </w:pPr>
+      <w:r>
+        <w:rPr>
+          <w:bCs/>
+          <w:b/>
+        </w:rPr>
+        <w:t xml:space="preserve">7.9</w:t>
+      </w:r>
+      <w:r>
+        <w:t xml:space="preserve"> </w:t>
+      </w:r>
+      <w:r>
+        <w:t xml:space="preserve">No person shall claim an allowance described in this Section without proper authorization.</w:t>
+      </w:r>
+    </w:p>
+    <w:bookmarkEnd w:id="129"/>
+    <w:bookmarkStart w:id="130" w:name="awards-and-recognition"/>
     <w:p>
       <w:pPr>
         <w:pStyle w:val="Heading2"/>
       </w:pPr>
       <w:r>
-        <w:t xml:space="preserve">7.0 Compensation Determination</w:t>
+        <w:t xml:space="preserve">8.0 Awards and Recognition</w:t>
       </w:r>
     </w:p>
     <w:p>
@@ -26951,118 +27660,99 @@
           <w:bCs/>
           <w:b/>
         </w:rPr>
-        <w:t xml:space="preserve">7.1</w:t>
-      </w:r>
-      <w:r>
-        <w:t xml:space="preserve"> </w:t>
-      </w:r>
-      <w:r>
-        <w:t xml:space="preserve">Compensation shall be determined based on:</w:t>
-      </w:r>
-    </w:p>
-    <w:p>
-      <w:pPr>
-        <w:pStyle w:val="BodyText"/>
-        <w:jc w:val="both"/>
-      </w:pPr>
-      <w:r>
-        <w:rPr>
-          <w:bCs/>
-          <w:b/>
-        </w:rPr>
-        <w:t xml:space="preserve">7.1.1</w:t>
-      </w:r>
-      <w:r>
-        <w:t xml:space="preserve"> </w:t>
-      </w:r>
-      <w:r>
-        <w:t xml:space="preserve">Position level;</w:t>
-      </w:r>
-    </w:p>
-    <w:p>
-      <w:pPr>
-        <w:pStyle w:val="BodyText"/>
-        <w:jc w:val="both"/>
-      </w:pPr>
-      <w:r>
-        <w:rPr>
-          <w:bCs/>
-          <w:b/>
-        </w:rPr>
-        <w:t xml:space="preserve">7.1.2</w:t>
-      </w:r>
-      <w:r>
-        <w:t xml:space="preserve"> </w:t>
-      </w:r>
-      <w:r>
-        <w:t xml:space="preserve">Experience and qualifications;</w:t>
-      </w:r>
-    </w:p>
-    <w:p>
-      <w:pPr>
-        <w:pStyle w:val="BodyText"/>
-        <w:jc w:val="both"/>
-      </w:pPr>
-      <w:r>
-        <w:rPr>
-          <w:bCs/>
-          <w:b/>
-        </w:rPr>
-        <w:t xml:space="preserve">7.1.3</w:t>
-      </w:r>
-      <w:r>
-        <w:t xml:space="preserve"> </w:t>
-      </w:r>
-      <w:r>
-        <w:t xml:space="preserve">Performance;</w:t>
-      </w:r>
-    </w:p>
-    <w:p>
-      <w:pPr>
-        <w:pStyle w:val="BodyText"/>
-        <w:jc w:val="both"/>
-      </w:pPr>
-      <w:r>
-        <w:rPr>
-          <w:bCs/>
-          <w:b/>
-        </w:rPr>
-        <w:t xml:space="preserve">7.1.4</w:t>
-      </w:r>
-      <w:r>
-        <w:t xml:space="preserve"> </w:t>
-      </w:r>
-      <w:r>
-        <w:t xml:space="preserve">Market rates.</w:t>
-      </w:r>
-    </w:p>
-    <w:p>
-      <w:pPr>
-        <w:pStyle w:val="BodyText"/>
-        <w:jc w:val="both"/>
-      </w:pPr>
-      <w:r>
-        <w:rPr>
-          <w:bCs/>
-          <w:b/>
-        </w:rPr>
-        <w:t xml:space="preserve">7.2</w:t>
-      </w:r>
-      <w:r>
-        <w:t xml:space="preserve"> </w:t>
-      </w:r>
-      <w:r>
-        <w:t xml:space="preserve">No person shall determine compensation without proper authority.</w:t>
-      </w:r>
-    </w:p>
-    <w:bookmarkEnd w:id="129"/>
-    <w:bookmarkStart w:id="130" w:name="market-benchmarking"/>
+        <w:t xml:space="preserve">8.1 Academic Excellence Award.</w:t>
+      </w:r>
+      <w:r>
+        <w:t xml:space="preserve"> </w:t>
+      </w:r>
+      <w:r>
+        <w:t xml:space="preserve">For exceptional academic contribution. May include a cash award, a research grant, conference sponsorship, or honorary recognition, as the Board of Trustees determines.</w:t>
+      </w:r>
+    </w:p>
+    <w:p>
+      <w:pPr>
+        <w:pStyle w:val="BodyText"/>
+        <w:jc w:val="both"/>
+      </w:pPr>
+      <w:r>
+        <w:rPr>
+          <w:bCs/>
+          <w:b/>
+        </w:rPr>
+        <w:t xml:space="preserve">8.2 Service to the Ummah Award.</w:t>
+      </w:r>
+      <w:r>
+        <w:t xml:space="preserve"> </w:t>
+      </w:r>
+      <w:r>
+        <w:t xml:space="preserve">For exceptional religious service. May include recognition, grant support, travel sponsorship, or institutional honor, as the Board of Trustees determines.</w:t>
+      </w:r>
+    </w:p>
+    <w:p>
+      <w:pPr>
+        <w:pStyle w:val="BodyText"/>
+        <w:jc w:val="both"/>
+      </w:pPr>
+      <w:r>
+        <w:rPr>
+          <w:bCs/>
+          <w:b/>
+        </w:rPr>
+        <w:t xml:space="preserve">8.3</w:t>
+      </w:r>
+      <w:r>
+        <w:t xml:space="preserve"> </w:t>
+      </w:r>
+      <w:r>
+        <w:t xml:space="preserve">No award described in this Section is a recurring entitlement; each award is granted at the Board’s discretion for the specific contribution it recognizes.</w:t>
+      </w:r>
+    </w:p>
+    <w:p>
+      <w:pPr>
+        <w:pStyle w:val="BodyText"/>
+        <w:jc w:val="both"/>
+      </w:pPr>
+      <w:r>
+        <w:rPr>
+          <w:bCs/>
+          <w:b/>
+        </w:rPr>
+        <w:t xml:space="preserve">8.4</w:t>
+      </w:r>
+      <w:r>
+        <w:t xml:space="preserve"> </w:t>
+      </w:r>
+      <w:r>
+        <w:t xml:space="preserve">The University’s value proposition to prospective and current scholars includes a global teaching platform, international student reach, academic freedom within the University’s mission, research opportunities, publication support, recognition, an opportunity for Islamic service, leadership opportunities, grants, stipends, awards, flexible contracts, and remote-participation options, in addition to any compensation described elsewhere in this Policy.</w:t>
+      </w:r>
+    </w:p>
+    <w:p>
+      <w:pPr>
+        <w:pStyle w:val="BodyText"/>
+        <w:jc w:val="both"/>
+      </w:pPr>
+      <w:r>
+        <w:rPr>
+          <w:bCs/>
+          <w:b/>
+        </w:rPr>
+        <w:t xml:space="preserve">8.5</w:t>
+      </w:r>
+      <w:r>
+        <w:t xml:space="preserve"> </w:t>
+      </w:r>
+      <w:r>
+        <w:t xml:space="preserve">No person shall represent any award described in this Section as a guaranteed or recurring payment.</w:t>
+      </w:r>
+    </w:p>
+    <w:bookmarkEnd w:id="130"/>
+    <w:bookmarkStart w:id="131" w:name="revenue-participation-framework"/>
     <w:p>
       <w:pPr>
         <w:pStyle w:val="Heading2"/>
       </w:pPr>
       <w:r>
-        <w:t xml:space="preserve">8.0 Market Benchmarking</w:t>
+        <w:t xml:space="preserve">9.0 Revenue Participation Framework</w:t>
       </w:r>
     </w:p>
     <w:p>
@@ -27075,99 +27765,251 @@
           <w:bCs/>
           <w:b/>
         </w:rPr>
-        <w:t xml:space="preserve">8.1</w:t>
-      </w:r>
-      <w:r>
-        <w:t xml:space="preserve"> </w:t>
-      </w:r>
-      <w:r>
-        <w:t xml:space="preserve">The University shall conduct market benchmarking annually.</w:t>
-      </w:r>
-    </w:p>
-    <w:p>
-      <w:pPr>
-        <w:pStyle w:val="BodyText"/>
-        <w:jc w:val="both"/>
-      </w:pPr>
-      <w:r>
-        <w:rPr>
-          <w:bCs/>
-          <w:b/>
-        </w:rPr>
-        <w:t xml:space="preserve">8.2</w:t>
-      </w:r>
-      <w:r>
-        <w:t xml:space="preserve"> </w:t>
-      </w:r>
-      <w:r>
-        <w:t xml:space="preserve">Benchmarking shall compare salaries to:</w:t>
-      </w:r>
-    </w:p>
-    <w:p>
-      <w:pPr>
-        <w:pStyle w:val="BodyText"/>
-        <w:jc w:val="both"/>
-      </w:pPr>
-      <w:r>
-        <w:rPr>
-          <w:bCs/>
-          <w:b/>
-        </w:rPr>
-        <w:t xml:space="preserve">8.2.1</w:t>
-      </w:r>
-      <w:r>
-        <w:t xml:space="preserve"> </w:t>
-      </w:r>
-      <w:r>
-        <w:t xml:space="preserve">Similar positions in peer institutions;</w:t>
-      </w:r>
-    </w:p>
-    <w:p>
-      <w:pPr>
-        <w:pStyle w:val="BodyText"/>
-        <w:jc w:val="both"/>
-      </w:pPr>
-      <w:r>
-        <w:rPr>
-          <w:bCs/>
-          <w:b/>
-        </w:rPr>
-        <w:t xml:space="preserve">8.2.2</w:t>
-      </w:r>
-      <w:r>
-        <w:t xml:space="preserve"> </w:t>
-      </w:r>
-      <w:r>
-        <w:t xml:space="preserve">Regional market rates.</w:t>
-      </w:r>
-    </w:p>
-    <w:p>
-      <w:pPr>
-        <w:pStyle w:val="BodyText"/>
-        <w:jc w:val="both"/>
-      </w:pPr>
-      <w:r>
-        <w:rPr>
-          <w:bCs/>
-          <w:b/>
-        </w:rPr>
-        <w:t xml:space="preserve">8.3</w:t>
-      </w:r>
-      <w:r>
-        <w:t xml:space="preserve"> </w:t>
-      </w:r>
-      <w:r>
-        <w:t xml:space="preserve">No person shall set compensation without reference to market data.</w:t>
-      </w:r>
-    </w:p>
-    <w:bookmarkEnd w:id="130"/>
-    <w:bookmarkStart w:id="131" w:name="merit-increases"/>
+        <w:t xml:space="preserve">9.1</w:t>
+      </w:r>
+      <w:r>
+        <w:t xml:space="preserve"> </w:t>
+      </w:r>
+      <w:r>
+        <w:t xml:space="preserve">The Board of Trustees may, at its discretion, approve a revenue-participation arrangement for a selected Permanent Faculty member holding an academic leadership role, drawn from:</w:t>
+      </w:r>
+    </w:p>
+    <w:p>
+      <w:pPr>
+        <w:pStyle w:val="BodyText"/>
+        <w:jc w:val="both"/>
+      </w:pPr>
+      <w:r>
+        <w:rPr>
+          <w:bCs/>
+          <w:b/>
+        </w:rPr>
+        <w:t xml:space="preserve">9.1.1</w:t>
+      </w:r>
+      <w:r>
+        <w:t xml:space="preserve"> </w:t>
+      </w:r>
+      <w:r>
+        <w:t xml:space="preserve">A percentage of programme surplus;</w:t>
+      </w:r>
+    </w:p>
+    <w:p>
+      <w:pPr>
+        <w:pStyle w:val="BodyText"/>
+        <w:jc w:val="both"/>
+      </w:pPr>
+      <w:r>
+        <w:rPr>
+          <w:bCs/>
+          <w:b/>
+        </w:rPr>
+        <w:t xml:space="preserve">9.1.2</w:t>
+      </w:r>
+      <w:r>
+        <w:t xml:space="preserve"> </w:t>
+      </w:r>
+      <w:r>
+        <w:t xml:space="preserve">A percentage of executive education revenue;</w:t>
+      </w:r>
+    </w:p>
+    <w:p>
+      <w:pPr>
+        <w:pStyle w:val="BodyText"/>
+        <w:jc w:val="both"/>
+      </w:pPr>
+      <w:r>
+        <w:rPr>
+          <w:bCs/>
+          <w:b/>
+        </w:rPr>
+        <w:t xml:space="preserve">9.1.3</w:t>
+      </w:r>
+      <w:r>
+        <w:t xml:space="preserve"> </w:t>
+      </w:r>
+      <w:r>
+        <w:t xml:space="preserve">A percentage of research revenue;</w:t>
+      </w:r>
+    </w:p>
+    <w:p>
+      <w:pPr>
+        <w:pStyle w:val="BodyText"/>
+        <w:jc w:val="both"/>
+      </w:pPr>
+      <w:r>
+        <w:rPr>
+          <w:bCs/>
+          <w:b/>
+        </w:rPr>
+        <w:t xml:space="preserve">9.1.4</w:t>
+      </w:r>
+      <w:r>
+        <w:t xml:space="preserve"> </w:t>
+      </w:r>
+      <w:r>
+        <w:t xml:space="preserve">A percentage of approved grants;</w:t>
+      </w:r>
+    </w:p>
+    <w:p>
+      <w:pPr>
+        <w:pStyle w:val="BodyText"/>
+        <w:jc w:val="both"/>
+      </w:pPr>
+      <w:r>
+        <w:rPr>
+          <w:bCs/>
+          <w:b/>
+        </w:rPr>
+        <w:t xml:space="preserve">9.1.5</w:t>
+      </w:r>
+      <w:r>
+        <w:t xml:space="preserve"> </w:t>
+      </w:r>
+      <w:r>
+        <w:t xml:space="preserve">A performance-incentive pool.</w:t>
+      </w:r>
+    </w:p>
+    <w:p>
+      <w:pPr>
+        <w:pStyle w:val="BodyText"/>
+        <w:jc w:val="both"/>
+      </w:pPr>
+      <w:r>
+        <w:rPr>
+          <w:bCs/>
+          <w:b/>
+        </w:rPr>
+        <w:t xml:space="preserve">9.2</w:t>
+      </w:r>
+      <w:r>
+        <w:t xml:space="preserve"> </w:t>
+      </w:r>
+      <w:r>
+        <w:t xml:space="preserve">Every revenue-participation arrangement shall be:</w:t>
+      </w:r>
+    </w:p>
+    <w:p>
+      <w:pPr>
+        <w:pStyle w:val="BodyText"/>
+        <w:jc w:val="both"/>
+      </w:pPr>
+      <w:r>
+        <w:rPr>
+          <w:bCs/>
+          <w:b/>
+        </w:rPr>
+        <w:t xml:space="preserve">9.2.1</w:t>
+      </w:r>
+      <w:r>
+        <w:t xml:space="preserve"> </w:t>
+      </w:r>
+      <w:r>
+        <w:t xml:space="preserve">Transparent, and disclosed to the Board of Trustees in full;</w:t>
+      </w:r>
+    </w:p>
+    <w:p>
+      <w:pPr>
+        <w:pStyle w:val="BodyText"/>
+        <w:jc w:val="both"/>
+      </w:pPr>
+      <w:r>
+        <w:rPr>
+          <w:bCs/>
+          <w:b/>
+        </w:rPr>
+        <w:t xml:space="preserve">9.2.2</w:t>
+      </w:r>
+      <w:r>
+        <w:t xml:space="preserve"> </w:t>
+      </w:r>
+      <w:r>
+        <w:t xml:space="preserve">Approved by the Board of Trustees before it takes effect;</w:t>
+      </w:r>
+    </w:p>
+    <w:p>
+      <w:pPr>
+        <w:pStyle w:val="BodyText"/>
+        <w:jc w:val="both"/>
+      </w:pPr>
+      <w:r>
+        <w:rPr>
+          <w:bCs/>
+          <w:b/>
+        </w:rPr>
+        <w:t xml:space="preserve">9.2.3</w:t>
+      </w:r>
+      <w:r>
+        <w:t xml:space="preserve"> </w:t>
+      </w:r>
+      <w:r>
+        <w:t xml:space="preserve">Legally compliant with the University’s non-profit status;</w:t>
+      </w:r>
+    </w:p>
+    <w:p>
+      <w:pPr>
+        <w:pStyle w:val="BodyText"/>
+        <w:jc w:val="both"/>
+      </w:pPr>
+      <w:r>
+        <w:rPr>
+          <w:bCs/>
+          <w:b/>
+        </w:rPr>
+        <w:t xml:space="preserve">9.2.4</w:t>
+      </w:r>
+      <w:r>
+        <w:t xml:space="preserve"> </w:t>
+      </w:r>
+      <w:r>
+        <w:t xml:space="preserve">Financially sustainable, assessed against the same zero-deficit standard as the Financial Model (OPS-001).</w:t>
+      </w:r>
+    </w:p>
+    <w:p>
+      <w:pPr>
+        <w:pStyle w:val="BodyText"/>
+        <w:jc w:val="both"/>
+      </w:pPr>
+      <w:r>
+        <w:rPr>
+          <w:bCs/>
+          <w:b/>
+        </w:rPr>
+        <w:t xml:space="preserve">9.3</w:t>
+      </w:r>
+      <w:r>
+        <w:t xml:space="preserve"> </w:t>
+      </w:r>
+      <w:r>
+        <w:t xml:space="preserve">No revenue-participation arrangement shall guarantee a fixed percentage in perpetuity; every arrangement remains subject to annual Board review and may be adjusted or discontinued at the Board’s discretion.</w:t>
+      </w:r>
+    </w:p>
+    <w:p>
+      <w:pPr>
+        <w:pStyle w:val="BodyText"/>
+        <w:jc w:val="both"/>
+      </w:pPr>
+      <w:r>
+        <w:rPr>
+          <w:bCs/>
+          <w:b/>
+        </w:rPr>
+        <w:t xml:space="preserve">9.4</w:t>
+      </w:r>
+      <w:r>
+        <w:t xml:space="preserve"> </w:t>
+      </w:r>
+      <w:r>
+        <w:t xml:space="preserve">No person shall enter into or represent a revenue-participation arrangement without Board approval.</w:t>
+      </w:r>
+    </w:p>
+    <w:bookmarkEnd w:id="131"/>
+    <w:bookmarkStart w:id="132" w:name="market-benchmarking"/>
     <w:p>
       <w:pPr>
         <w:pStyle w:val="Heading2"/>
       </w:pPr>
       <w:r>
-        <w:t xml:space="preserve">9.0 Merit Increases</w:t>
+        <w:t xml:space="preserve">10.0 Market Benchmarking</w:t>
       </w:r>
     </w:p>
     <w:p>
@@ -27180,7 +28022,131 @@
           <w:bCs/>
           <w:b/>
         </w:rPr>
-        <w:t xml:space="preserve">9.1</w:t>
+        <w:t xml:space="preserve">10.1</w:t>
+      </w:r>
+      <w:r>
+        <w:t xml:space="preserve"> </w:t>
+      </w:r>
+      <w:r>
+        <w:t xml:space="preserve">The University shall conduct market benchmarking annually to inform, not bind, the Board’s compensation decisions under Section 6.0.</w:t>
+      </w:r>
+    </w:p>
+    <w:p>
+      <w:pPr>
+        <w:pStyle w:val="BodyText"/>
+        <w:jc w:val="both"/>
+      </w:pPr>
+      <w:r>
+        <w:rPr>
+          <w:bCs/>
+          <w:b/>
+        </w:rPr>
+        <w:t xml:space="preserve">10.2</w:t>
+      </w:r>
+      <w:r>
+        <w:t xml:space="preserve"> </w:t>
+      </w:r>
+      <w:r>
+        <w:t xml:space="preserve">Benchmarking shall compare compensation to:</w:t>
+      </w:r>
+    </w:p>
+    <w:p>
+      <w:pPr>
+        <w:pStyle w:val="BodyText"/>
+        <w:jc w:val="both"/>
+      </w:pPr>
+      <w:r>
+        <w:rPr>
+          <w:bCs/>
+          <w:b/>
+        </w:rPr>
+        <w:t xml:space="preserve">10.2.1</w:t>
+      </w:r>
+      <w:r>
+        <w:t xml:space="preserve"> </w:t>
+      </w:r>
+      <w:r>
+        <w:t xml:space="preserve">Similar positions at peer institutions;</w:t>
+      </w:r>
+    </w:p>
+    <w:p>
+      <w:pPr>
+        <w:pStyle w:val="BodyText"/>
+        <w:jc w:val="both"/>
+      </w:pPr>
+      <w:r>
+        <w:rPr>
+          <w:bCs/>
+          <w:b/>
+        </w:rPr>
+        <w:t xml:space="preserve">10.2.2</w:t>
+      </w:r>
+      <w:r>
+        <w:t xml:space="preserve"> </w:t>
+      </w:r>
+      <w:r>
+        <w:t xml:space="preserve">Regional market rates;</w:t>
+      </w:r>
+    </w:p>
+    <w:p>
+      <w:pPr>
+        <w:pStyle w:val="BodyText"/>
+        <w:jc w:val="both"/>
+      </w:pPr>
+      <w:r>
+        <w:rPr>
+          <w:bCs/>
+          <w:b/>
+        </w:rPr>
+        <w:t xml:space="preserve">10.2.3</w:t>
+      </w:r>
+      <w:r>
+        <w:t xml:space="preserve"> </w:t>
+      </w:r>
+      <w:r>
+        <w:t xml:space="preserve">The compensation practices of comparable religious and mission-driven non-profit institutions.</w:t>
+      </w:r>
+    </w:p>
+    <w:p>
+      <w:pPr>
+        <w:pStyle w:val="BodyText"/>
+        <w:jc w:val="both"/>
+      </w:pPr>
+      <w:r>
+        <w:rPr>
+          <w:bCs/>
+          <w:b/>
+        </w:rPr>
+        <w:t xml:space="preserve">10.3</w:t>
+      </w:r>
+      <w:r>
+        <w:t xml:space="preserve"> </w:t>
+      </w:r>
+      <w:r>
+        <w:t xml:space="preserve">No person shall set compensation without reference to the benchmarking described in this Section, and no benchmarking result binds the Board beyond the discretion described in Section 6.0.</w:t>
+      </w:r>
+    </w:p>
+    <w:bookmarkEnd w:id="132"/>
+    <w:bookmarkStart w:id="133" w:name="merit-increases"/>
+    <w:p>
+      <w:pPr>
+        <w:pStyle w:val="Heading2"/>
+      </w:pPr>
+      <w:r>
+        <w:t xml:space="preserve">11.0 Merit Increases</w:t>
+      </w:r>
+    </w:p>
+    <w:p>
+      <w:pPr>
+        <w:pStyle w:val="FirstParagraph"/>
+        <w:jc w:val="both"/>
+      </w:pPr>
+      <w:r>
+        <w:rPr>
+          <w:bCs/>
+          <w:b/>
+        </w:rPr>
+        <w:t xml:space="preserve">11.1</w:t>
       </w:r>
       <w:r>
         <w:t xml:space="preserve"> </w:t>
@@ -27199,42 +28165,42 @@
           <w:bCs/>
           <w:b/>
         </w:rPr>
-        <w:t xml:space="preserve">9.2</w:t>
-      </w:r>
-      <w:r>
-        <w:t xml:space="preserve"> </w:t>
-      </w:r>
-      <w:r>
-        <w:t xml:space="preserve">The annual merit increase pool shall be determined by the Board.</w:t>
-      </w:r>
-    </w:p>
-    <w:p>
-      <w:pPr>
-        <w:pStyle w:val="BodyText"/>
-        <w:jc w:val="both"/>
-      </w:pPr>
-      <w:r>
-        <w:rPr>
-          <w:bCs/>
-          <w:b/>
-        </w:rPr>
-        <w:t xml:space="preserve">9.3</w:t>
-      </w:r>
-      <w:r>
-        <w:t xml:space="preserve"> </w:t>
-      </w:r>
-      <w:r>
-        <w:t xml:space="preserve">No person shall receive unauthorized merit increases.</w:t>
-      </w:r>
-    </w:p>
-    <w:bookmarkEnd w:id="131"/>
-    <w:bookmarkStart w:id="132" w:name="enforcement-9"/>
+        <w:t xml:space="preserve">11.2</w:t>
+      </w:r>
+      <w:r>
+        <w:t xml:space="preserve"> </w:t>
+      </w:r>
+      <w:r>
+        <w:t xml:space="preserve">The annual merit-increase pool, if any, shall be determined by the Board of Trustees based on institutional resources and financial sustainability.</w:t>
+      </w:r>
+    </w:p>
+    <w:p>
+      <w:pPr>
+        <w:pStyle w:val="BodyText"/>
+        <w:jc w:val="both"/>
+      </w:pPr>
+      <w:r>
+        <w:rPr>
+          <w:bCs/>
+          <w:b/>
+        </w:rPr>
+        <w:t xml:space="preserve">11.3</w:t>
+      </w:r>
+      <w:r>
+        <w:t xml:space="preserve"> </w:t>
+      </w:r>
+      <w:r>
+        <w:t xml:space="preserve">No person shall receive an unauthorized merit increase.</w:t>
+      </w:r>
+    </w:p>
+    <w:bookmarkEnd w:id="133"/>
+    <w:bookmarkStart w:id="134" w:name="enforcement-9"/>
     <w:p>
       <w:pPr>
         <w:pStyle w:val="Heading2"/>
       </w:pPr>
       <w:r>
-        <w:t xml:space="preserve">10.0 Enforcement</w:t>
+        <w:t xml:space="preserve">12.0 Enforcement</w:t>
       </w:r>
     </w:p>
     <w:p>
@@ -27247,7 +28213,7 @@
           <w:bCs/>
           <w:b/>
         </w:rPr>
-        <w:t xml:space="preserve">10.1</w:t>
+        <w:t xml:space="preserve">12.1</w:t>
       </w:r>
       <w:r>
         <w:t xml:space="preserve"> </w:t>
@@ -27266,7 +28232,7 @@
           <w:bCs/>
           <w:b/>
         </w:rPr>
-        <w:t xml:space="preserve">10.2</w:t>
+        <w:t xml:space="preserve">12.2</w:t>
       </w:r>
       <w:r>
         <w:t xml:space="preserve"> </w:t>
@@ -27285,7 +28251,7 @@
           <w:bCs/>
           <w:b/>
         </w:rPr>
-        <w:t xml:space="preserve">10.3</w:t>
+        <w:t xml:space="preserve">12.3</w:t>
       </w:r>
       <w:r>
         <w:t xml:space="preserve"> </w:t>
@@ -27294,14 +28260,14 @@
         <w:t xml:space="preserve">The Director, Human Resources shall ensure compliance with this Policy.</w:t>
       </w:r>
     </w:p>
-    <w:bookmarkEnd w:id="132"/>
-    <w:bookmarkStart w:id="133" w:name="related-documents-9"/>
+    <w:bookmarkEnd w:id="134"/>
+    <w:bookmarkStart w:id="135" w:name="related-documents-9"/>
     <w:p>
       <w:pPr>
         <w:pStyle w:val="Heading2"/>
       </w:pPr>
       <w:r>
-        <w:t xml:space="preserve">11.0 Related Documents</w:t>
+        <w:t xml:space="preserve">13.0 Related Documents</w:t>
       </w:r>
     </w:p>
     <w:p>
@@ -27314,26 +28280,64 @@
           <w:bCs/>
           <w:b/>
         </w:rPr>
-        <w:t xml:space="preserve">11.1</w:t>
-      </w:r>
-      <w:r>
-        <w:t xml:space="preserve"> </w:t>
-      </w:r>
-      <w:r>
-        <w:t xml:space="preserve">Constitution Article 14 (Financial Sustainability)</w:t>
-      </w:r>
-    </w:p>
-    <w:p>
-      <w:pPr>
-        <w:pStyle w:val="BodyText"/>
-        <w:jc w:val="both"/>
-      </w:pPr>
-      <w:r>
-        <w:rPr>
-          <w:bCs/>
-          <w:b/>
-        </w:rPr>
-        <w:t xml:space="preserve">11.2</w:t>
+        <w:t xml:space="preserve">13.1</w:t>
+      </w:r>
+      <w:r>
+        <w:t xml:space="preserve"> </w:t>
+      </w:r>
+      <w:r>
+        <w:t xml:space="preserve">Constitution Article 14, Section 14.3 (Compensation)</w:t>
+      </w:r>
+    </w:p>
+    <w:p>
+      <w:pPr>
+        <w:pStyle w:val="BodyText"/>
+        <w:jc w:val="both"/>
+      </w:pPr>
+      <w:r>
+        <w:rPr>
+          <w:bCs/>
+          <w:b/>
+        </w:rPr>
+        <w:t xml:space="preserve">13.2</w:t>
+      </w:r>
+      <w:r>
+        <w:t xml:space="preserve"> </w:t>
+      </w:r>
+      <w:r>
+        <w:t xml:space="preserve">Financial Model (OPS-001)</w:t>
+      </w:r>
+    </w:p>
+    <w:p>
+      <w:pPr>
+        <w:pStyle w:val="BodyText"/>
+        <w:jc w:val="both"/>
+      </w:pPr>
+      <w:r>
+        <w:rPr>
+          <w:bCs/>
+          <w:b/>
+        </w:rPr>
+        <w:t xml:space="preserve">13.3</w:t>
+      </w:r>
+      <w:r>
+        <w:t xml:space="preserve"> </w:t>
+      </w:r>
+      <w:r>
+        <w:t xml:space="preserve">Payroll Policy (OPS-006)</w:t>
+      </w:r>
+    </w:p>
+    <w:p>
+      <w:pPr>
+        <w:pStyle w:val="BodyText"/>
+        <w:jc w:val="both"/>
+      </w:pPr>
+      <w:r>
+        <w:rPr>
+          <w:bCs/>
+          <w:b/>
+        </w:rPr>
+        <w:t xml:space="preserve">13.4</w:t>
       </w:r>
       <w:r>
         <w:t xml:space="preserve"> </w:t>
@@ -27342,14 +28346,14 @@
         <w:t xml:space="preserve">HR Policies &amp; Procedures Manual (OPS-007)</w:t>
       </w:r>
     </w:p>
-    <w:bookmarkEnd w:id="133"/>
-    <w:bookmarkStart w:id="134" w:name="effective-date-9"/>
+    <w:bookmarkEnd w:id="135"/>
+    <w:bookmarkStart w:id="136" w:name="effective-date-9"/>
     <w:p>
       <w:pPr>
         <w:pStyle w:val="Heading2"/>
       </w:pPr>
       <w:r>
-        <w:t xml:space="preserve">12.0 Effective Date</w:t>
+        <w:t xml:space="preserve">14.0 Effective Date</w:t>
       </w:r>
     </w:p>
     <w:p>
@@ -27362,7 +28366,7 @@
           <w:bCs/>
           <w:b/>
         </w:rPr>
-        <w:t xml:space="preserve">12.1</w:t>
+        <w:t xml:space="preserve">14.1</w:t>
       </w:r>
       <w:r>
         <w:t xml:space="preserve"> </w:t>
@@ -27769,8 +28773,8 @@
         <w:br w:type="page"/>
       </w:r>
     </w:p>
-    <w:bookmarkEnd w:id="134"/>
-    <w:bookmarkStart w:id="135" w:name="ops-011-leave-policy"/>
+    <w:bookmarkEnd w:id="136"/>
+    <w:bookmarkStart w:id="137" w:name="ops-011-leave-policy"/>
     <w:p>
       <w:pPr>
         <w:pStyle w:val="Heading2"/>
@@ -28207,8 +29211,8 @@
         </w:tc>
       </w:tr>
     </w:tbl>
-    <w:bookmarkEnd w:id="135"/>
-    <w:bookmarkStart w:id="136" w:name="purpose-10"/>
+    <w:bookmarkEnd w:id="137"/>
+    <w:bookmarkStart w:id="138" w:name="purpose-10"/>
     <w:p>
       <w:pPr>
         <w:pStyle w:val="Heading2"/>
@@ -28331,8 +29335,8 @@
         <w:t xml:space="preserve">That no employee abuses leave privileges.</w:t>
       </w:r>
     </w:p>
-    <w:bookmarkEnd w:id="136"/>
-    <w:bookmarkStart w:id="137" w:name="scope-10"/>
+    <w:bookmarkEnd w:id="138"/>
+    <w:bookmarkStart w:id="139" w:name="scope-10"/>
     <w:p>
       <w:pPr>
         <w:pStyle w:val="Heading2"/>
@@ -28360,8 +29364,8 @@
         <w:t xml:space="preserve">This Policy applies to all employees.</w:t>
       </w:r>
     </w:p>
-    <w:bookmarkEnd w:id="137"/>
-    <w:bookmarkStart w:id="138" w:name="definitions-8"/>
+    <w:bookmarkEnd w:id="139"/>
+    <w:bookmarkStart w:id="140" w:name="definitions-8"/>
     <w:p>
       <w:pPr>
         <w:pStyle w:val="Heading2"/>
@@ -28484,8 +29488,8 @@
         <w:t xml:space="preserve">The accumulation of leave over time.</w:t>
       </w:r>
     </w:p>
-    <w:bookmarkEnd w:id="138"/>
-    <w:bookmarkStart w:id="139" w:name="policy-statement-10"/>
+    <w:bookmarkEnd w:id="140"/>
+    <w:bookmarkStart w:id="141" w:name="policy-statement-10"/>
     <w:p>
       <w:pPr>
         <w:pStyle w:val="Heading2"/>
@@ -28570,8 +29574,8 @@
         <w:t xml:space="preserve">All leave requests shall be properly documented.</w:t>
       </w:r>
     </w:p>
-    <w:bookmarkEnd w:id="139"/>
-    <w:bookmarkStart w:id="140" w:name="leave-types"/>
+    <w:bookmarkEnd w:id="141"/>
+    <w:bookmarkStart w:id="142" w:name="leave-types"/>
     <w:p>
       <w:pPr>
         <w:pStyle w:val="Heading2"/>
@@ -29044,8 +30048,8 @@
         <w:t xml:space="preserve">Budget availability.</w:t>
       </w:r>
     </w:p>
-    <w:bookmarkEnd w:id="140"/>
-    <w:bookmarkStart w:id="141" w:name="leave-approval"/>
+    <w:bookmarkEnd w:id="142"/>
+    <w:bookmarkStart w:id="143" w:name="leave-approval"/>
     <w:p>
       <w:pPr>
         <w:pStyle w:val="Heading2"/>
@@ -29168,8 +30172,8 @@
         <w:t xml:space="preserve">No person shall take leave without approval.</w:t>
       </w:r>
     </w:p>
-    <w:bookmarkEnd w:id="141"/>
-    <w:bookmarkStart w:id="142" w:name="enforcement-10"/>
+    <w:bookmarkEnd w:id="143"/>
+    <w:bookmarkStart w:id="144" w:name="enforcement-10"/>
     <w:p>
       <w:pPr>
         <w:pStyle w:val="Heading2"/>
@@ -29235,8 +30239,8 @@
         <w:t xml:space="preserve">The Director, Human Resources shall ensure compliance.</w:t>
       </w:r>
     </w:p>
-    <w:bookmarkEnd w:id="142"/>
-    <w:bookmarkStart w:id="143" w:name="related-documents-10"/>
+    <w:bookmarkEnd w:id="144"/>
+    <w:bookmarkStart w:id="145" w:name="related-documents-10"/>
     <w:p>
       <w:pPr>
         <w:pStyle w:val="Heading2"/>
@@ -29264,8 +30268,8 @@
         <w:t xml:space="preserve">HR Policies &amp; Procedures Manual (OPS-007)</w:t>
       </w:r>
     </w:p>
-    <w:bookmarkEnd w:id="143"/>
-    <w:bookmarkStart w:id="144" w:name="effective-date-10"/>
+    <w:bookmarkEnd w:id="145"/>
+    <w:bookmarkStart w:id="146" w:name="effective-date-10"/>
     <w:p>
       <w:pPr>
         <w:pStyle w:val="Heading2"/>
@@ -29668,8 +30672,8 @@
         <w:br w:type="page"/>
       </w:r>
     </w:p>
-    <w:bookmarkEnd w:id="144"/>
-    <w:bookmarkStart w:id="145" w:name="ops-012-performance-review-policy"/>
+    <w:bookmarkEnd w:id="146"/>
+    <w:bookmarkStart w:id="147" w:name="ops-012-performance-review-policy"/>
     <w:p>
       <w:pPr>
         <w:pStyle w:val="Heading2"/>
@@ -30106,8 +31110,8 @@
         </w:tc>
       </w:tr>
     </w:tbl>
-    <w:bookmarkEnd w:id="145"/>
-    <w:bookmarkStart w:id="146" w:name="purpose-11"/>
+    <w:bookmarkEnd w:id="147"/>
+    <w:bookmarkStart w:id="148" w:name="purpose-11"/>
     <w:p>
       <w:pPr>
         <w:pStyle w:val="Heading2"/>
@@ -30230,8 +31234,8 @@
         <w:t xml:space="preserve">That no employee is exempt from performance review.</w:t>
       </w:r>
     </w:p>
-    <w:bookmarkEnd w:id="146"/>
-    <w:bookmarkStart w:id="147" w:name="scope-11"/>
+    <w:bookmarkEnd w:id="148"/>
+    <w:bookmarkStart w:id="149" w:name="scope-11"/>
     <w:p>
       <w:pPr>
         <w:pStyle w:val="Heading2"/>
@@ -30259,8 +31263,8 @@
         <w:t xml:space="preserve">This Policy applies to all employees.</w:t>
       </w:r>
     </w:p>
-    <w:bookmarkEnd w:id="147"/>
-    <w:bookmarkStart w:id="148" w:name="definitions-9"/>
+    <w:bookmarkEnd w:id="149"/>
+    <w:bookmarkStart w:id="150" w:name="definitions-9"/>
     <w:p>
       <w:pPr>
         <w:pStyle w:val="Heading2"/>
@@ -30345,8 +31349,8 @@
         <w:t xml:space="preserve">A plan to address performance deficiencies.</w:t>
       </w:r>
     </w:p>
-    <w:bookmarkEnd w:id="148"/>
-    <w:bookmarkStart w:id="149" w:name="policy-statement-11"/>
+    <w:bookmarkEnd w:id="150"/>
+    <w:bookmarkStart w:id="151" w:name="policy-statement-11"/>
     <w:p>
       <w:pPr>
         <w:pStyle w:val="Heading2"/>
@@ -30412,8 +31416,8 @@
         <w:t xml:space="preserve">All performance reviews shall be documented.</w:t>
       </w:r>
     </w:p>
-    <w:bookmarkEnd w:id="149"/>
-    <w:bookmarkStart w:id="150" w:name="review-process"/>
+    <w:bookmarkEnd w:id="151"/>
+    <w:bookmarkStart w:id="152" w:name="review-process"/>
     <w:p>
       <w:pPr>
         <w:pStyle w:val="Heading2"/>
@@ -30911,8 +31915,8 @@
         <w:t xml:space="preserve">Failure to improve may result in disciplinary action.</w:t>
       </w:r>
     </w:p>
-    <w:bookmarkEnd w:id="150"/>
-    <w:bookmarkStart w:id="151" w:name="enforcement-11"/>
+    <w:bookmarkEnd w:id="152"/>
+    <w:bookmarkStart w:id="153" w:name="enforcement-11"/>
     <w:p>
       <w:pPr>
         <w:pStyle w:val="Heading2"/>
@@ -30978,8 +31982,8 @@
         <w:t xml:space="preserve">The Director, Human Resources shall ensure compliance.</w:t>
       </w:r>
     </w:p>
-    <w:bookmarkEnd w:id="151"/>
-    <w:bookmarkStart w:id="152" w:name="related-documents-11"/>
+    <w:bookmarkEnd w:id="153"/>
+    <w:bookmarkStart w:id="154" w:name="related-documents-11"/>
     <w:p>
       <w:pPr>
         <w:pStyle w:val="Heading2"/>
@@ -31007,8 +32011,8 @@
         <w:t xml:space="preserve">HR Policies &amp; Procedures Manual (OPS-007)</w:t>
       </w:r>
     </w:p>
-    <w:bookmarkEnd w:id="152"/>
-    <w:bookmarkStart w:id="153" w:name="effective-date-11"/>
+    <w:bookmarkEnd w:id="154"/>
+    <w:bookmarkStart w:id="155" w:name="effective-date-11"/>
     <w:p>
       <w:pPr>
         <w:pStyle w:val="Heading2"/>
@@ -31434,8 +32438,8 @@
         <w:br w:type="page"/>
       </w:r>
     </w:p>
-    <w:bookmarkEnd w:id="153"/>
-    <w:bookmarkStart w:id="154" w:name="ops-013-termination-policy"/>
+    <w:bookmarkEnd w:id="155"/>
+    <w:bookmarkStart w:id="156" w:name="ops-013-termination-policy"/>
     <w:p>
       <w:pPr>
         <w:pStyle w:val="Heading2"/>
@@ -31872,8 +32876,8 @@
         </w:tc>
       </w:tr>
     </w:tbl>
-    <w:bookmarkEnd w:id="154"/>
-    <w:bookmarkStart w:id="155" w:name="purpose-12"/>
+    <w:bookmarkEnd w:id="156"/>
+    <w:bookmarkStart w:id="157" w:name="purpose-12"/>
     <w:p>
       <w:pPr>
         <w:pStyle w:val="Heading2"/>
@@ -31996,8 +33000,8 @@
         <w:t xml:space="preserve">That no employee is terminated without due process.</w:t>
       </w:r>
     </w:p>
-    <w:bookmarkEnd w:id="155"/>
-    <w:bookmarkStart w:id="156" w:name="scope-12"/>
+    <w:bookmarkEnd w:id="157"/>
+    <w:bookmarkStart w:id="158" w:name="scope-12"/>
     <w:p>
       <w:pPr>
         <w:pStyle w:val="Heading2"/>
@@ -32025,8 +33029,8 @@
         <w:t xml:space="preserve">This Policy applies to all employees.</w:t>
       </w:r>
     </w:p>
-    <w:bookmarkEnd w:id="156"/>
-    <w:bookmarkStart w:id="157" w:name="definitions-10"/>
+    <w:bookmarkEnd w:id="158"/>
+    <w:bookmarkStart w:id="159" w:name="definitions-10"/>
     <w:p>
       <w:pPr>
         <w:pStyle w:val="Heading2"/>
@@ -32130,8 +33134,8 @@
         <w:t xml:space="preserve">Termination due to budget constraints or reorganization.</w:t>
       </w:r>
     </w:p>
-    <w:bookmarkEnd w:id="157"/>
-    <w:bookmarkStart w:id="158" w:name="policy-statement-12"/>
+    <w:bookmarkEnd w:id="159"/>
+    <w:bookmarkStart w:id="160" w:name="policy-statement-12"/>
     <w:p>
       <w:pPr>
         <w:pStyle w:val="Heading2"/>
@@ -32197,8 +33201,8 @@
         <w:t xml:space="preserve">No employee shall be terminated in a discriminatory manner.</w:t>
       </w:r>
     </w:p>
-    <w:bookmarkEnd w:id="158"/>
-    <w:bookmarkStart w:id="159" w:name="termination-types"/>
+    <w:bookmarkEnd w:id="160"/>
+    <w:bookmarkStart w:id="161" w:name="termination-types"/>
     <w:p>
       <w:pPr>
         <w:pStyle w:val="Heading2"/>
@@ -32639,8 +33643,8 @@
         <w:t xml:space="preserve">No employee shall be terminated in a discriminatory manner.</w:t>
       </w:r>
     </w:p>
-    <w:bookmarkEnd w:id="159"/>
-    <w:bookmarkStart w:id="160" w:name="termination-process"/>
+    <w:bookmarkEnd w:id="161"/>
+    <w:bookmarkStart w:id="162" w:name="termination-process"/>
     <w:p>
       <w:pPr>
         <w:pStyle w:val="Heading2"/>
@@ -32954,8 +33958,8 @@
         <w:t xml:space="preserve">No employee shall be exempt from exit interview.</w:t>
       </w:r>
     </w:p>
-    <w:bookmarkEnd w:id="160"/>
-    <w:bookmarkStart w:id="161" w:name="enforcement-12"/>
+    <w:bookmarkEnd w:id="162"/>
+    <w:bookmarkStart w:id="163" w:name="enforcement-12"/>
     <w:p>
       <w:pPr>
         <w:pStyle w:val="Heading2"/>
@@ -33021,8 +34025,8 @@
         <w:t xml:space="preserve">The Director, Human Resources shall ensure compliance.</w:t>
       </w:r>
     </w:p>
-    <w:bookmarkEnd w:id="161"/>
-    <w:bookmarkStart w:id="162" w:name="related-documents-12"/>
+    <w:bookmarkEnd w:id="163"/>
+    <w:bookmarkStart w:id="164" w:name="related-documents-12"/>
     <w:p>
       <w:pPr>
         <w:pStyle w:val="Heading2"/>
@@ -33050,8 +34054,8 @@
         <w:t xml:space="preserve">HR Policies &amp; Procedures Manual (OPS-007)</w:t>
       </w:r>
     </w:p>
-    <w:bookmarkEnd w:id="162"/>
-    <w:bookmarkStart w:id="163" w:name="effective-date-12"/>
+    <w:bookmarkEnd w:id="164"/>
+    <w:bookmarkStart w:id="165" w:name="effective-date-12"/>
     <w:p>
       <w:pPr>
         <w:pStyle w:val="Heading2"/>
@@ -33477,8 +34481,8 @@
         <w:br w:type="page"/>
       </w:r>
     </w:p>
-    <w:bookmarkEnd w:id="163"/>
-    <w:bookmarkStart w:id="164" w:name="ops-014-it-infrastructure-plan"/>
+    <w:bookmarkEnd w:id="165"/>
+    <w:bookmarkStart w:id="166" w:name="ops-014-it-infrastructure-plan"/>
     <w:p>
       <w:pPr>
         <w:pStyle w:val="Heading2"/>
@@ -33915,8 +34919,8 @@
         </w:tc>
       </w:tr>
     </w:tbl>
-    <w:bookmarkEnd w:id="164"/>
-    <w:bookmarkStart w:id="165" w:name="purpose-13"/>
+    <w:bookmarkEnd w:id="166"/>
+    <w:bookmarkStart w:id="167" w:name="purpose-13"/>
     <w:p>
       <w:pPr>
         <w:pStyle w:val="Heading2"/>
@@ -34039,8 +35043,8 @@
         <w:t xml:space="preserve">That no person compromises the University’s technology infrastructure.</w:t>
       </w:r>
     </w:p>
-    <w:bookmarkEnd w:id="165"/>
-    <w:bookmarkStart w:id="166" w:name="scope-13"/>
+    <w:bookmarkEnd w:id="167"/>
+    <w:bookmarkStart w:id="168" w:name="scope-13"/>
     <w:p>
       <w:pPr>
         <w:pStyle w:val="Heading2"/>
@@ -34144,8 +35148,8 @@
         <w:t xml:space="preserve">No person is exempt from the requirements of this Policy.</w:t>
       </w:r>
     </w:p>
-    <w:bookmarkEnd w:id="166"/>
-    <w:bookmarkStart w:id="167" w:name="definitions-11"/>
+    <w:bookmarkEnd w:id="168"/>
+    <w:bookmarkStart w:id="169" w:name="definitions-11"/>
     <w:p>
       <w:pPr>
         <w:pStyle w:val="Heading2"/>
@@ -34230,8 +35234,8 @@
         <w:t xml:space="preserve">Measures to protect systems and data.</w:t>
       </w:r>
     </w:p>
-    <w:bookmarkEnd w:id="167"/>
-    <w:bookmarkStart w:id="168" w:name="policy-statement-13"/>
+    <w:bookmarkEnd w:id="169"/>
+    <w:bookmarkStart w:id="170" w:name="policy-statement-13"/>
     <w:p>
       <w:pPr>
         <w:pStyle w:val="Heading2"/>
@@ -34297,8 +35301,8 @@
         <w:t xml:space="preserve">No person shall use technology resources for unauthorized purposes.</w:t>
       </w:r>
     </w:p>
-    <w:bookmarkEnd w:id="168"/>
-    <w:bookmarkStart w:id="169" w:name="infrastructure-components"/>
+    <w:bookmarkEnd w:id="170"/>
+    <w:bookmarkStart w:id="171" w:name="infrastructure-components"/>
     <w:p>
       <w:pPr>
         <w:pStyle w:val="Heading2"/>
@@ -34631,8 +35635,8 @@
         <w:t xml:space="preserve">No person shall compromise server security.</w:t>
       </w:r>
     </w:p>
-    <w:bookmarkEnd w:id="169"/>
-    <w:bookmarkStart w:id="170" w:name="security"/>
+    <w:bookmarkEnd w:id="171"/>
+    <w:bookmarkStart w:id="172" w:name="security"/>
     <w:p>
       <w:pPr>
         <w:pStyle w:val="Heading2"/>
@@ -34774,8 +35778,8 @@
         <w:t xml:space="preserve">No person shall compromise security measures.</w:t>
       </w:r>
     </w:p>
-    <w:bookmarkEnd w:id="170"/>
-    <w:bookmarkStart w:id="171" w:name="enforcement-13"/>
+    <w:bookmarkEnd w:id="172"/>
+    <w:bookmarkStart w:id="173" w:name="enforcement-13"/>
     <w:p>
       <w:pPr>
         <w:pStyle w:val="Heading2"/>
@@ -34841,8 +35845,8 @@
         <w:t xml:space="preserve">The Director, Information Technology shall ensure compliance.</w:t>
       </w:r>
     </w:p>
-    <w:bookmarkEnd w:id="171"/>
-    <w:bookmarkStart w:id="172" w:name="related-documents-13"/>
+    <w:bookmarkEnd w:id="173"/>
+    <w:bookmarkStart w:id="174" w:name="related-documents-13"/>
     <w:p>
       <w:pPr>
         <w:pStyle w:val="Heading2"/>
@@ -34889,8 +35893,8 @@
         <w:t xml:space="preserve">Data Privacy &amp; Security Policy (OPS-016)</w:t>
       </w:r>
     </w:p>
-    <w:bookmarkEnd w:id="172"/>
-    <w:bookmarkStart w:id="173" w:name="effective-date-13"/>
+    <w:bookmarkEnd w:id="174"/>
+    <w:bookmarkStart w:id="175" w:name="effective-date-13"/>
     <w:p>
       <w:pPr>
         <w:pStyle w:val="Heading2"/>
@@ -35316,8 +36320,8 @@
         <w:br w:type="page"/>
       </w:r>
     </w:p>
-    <w:bookmarkEnd w:id="173"/>
-    <w:bookmarkStart w:id="174" w:name="ops-015-lms-technical-specifications"/>
+    <w:bookmarkEnd w:id="175"/>
+    <w:bookmarkStart w:id="176" w:name="ops-015-lms-technical-specifications"/>
     <w:p>
       <w:pPr>
         <w:pStyle w:val="Heading2"/>
@@ -35754,8 +36758,8 @@
         </w:tc>
       </w:tr>
     </w:tbl>
-    <w:bookmarkEnd w:id="174"/>
-    <w:bookmarkStart w:id="175" w:name="purpose-14"/>
+    <w:bookmarkEnd w:id="176"/>
+    <w:bookmarkStart w:id="177" w:name="purpose-14"/>
     <w:p>
       <w:pPr>
         <w:pStyle w:val="Heading2"/>
@@ -35878,8 +36882,8 @@
         <w:t xml:space="preserve">That no person compromises the LMS.</w:t>
       </w:r>
     </w:p>
-    <w:bookmarkEnd w:id="175"/>
-    <w:bookmarkStart w:id="176" w:name="scope-14"/>
+    <w:bookmarkEnd w:id="177"/>
+    <w:bookmarkStart w:id="178" w:name="scope-14"/>
     <w:p>
       <w:pPr>
         <w:pStyle w:val="Heading2"/>
@@ -35983,8 +36987,8 @@
         <w:t xml:space="preserve">No person is exempt from the requirements of this Policy.</w:t>
       </w:r>
     </w:p>
-    <w:bookmarkEnd w:id="176"/>
-    <w:bookmarkStart w:id="177" w:name="definitions-12"/>
+    <w:bookmarkEnd w:id="178"/>
+    <w:bookmarkStart w:id="179" w:name="definitions-12"/>
     <w:p>
       <w:pPr>
         <w:pStyle w:val="Heading2"/>
@@ -36050,8 +37054,8 @@
         <w:t xml:space="preserve">The ability of all users to access LMS features.</w:t>
       </w:r>
     </w:p>
-    <w:bookmarkEnd w:id="177"/>
-    <w:bookmarkStart w:id="178" w:name="policy-statement-14"/>
+    <w:bookmarkEnd w:id="179"/>
+    <w:bookmarkStart w:id="180" w:name="policy-statement-14"/>
     <w:p>
       <w:pPr>
         <w:pStyle w:val="Heading2"/>
@@ -36117,8 +37121,8 @@
         <w:t xml:space="preserve">No person shall use the LMS for unauthorized purposes.</w:t>
       </w:r>
     </w:p>
-    <w:bookmarkEnd w:id="178"/>
-    <w:bookmarkStart w:id="179" w:name="technical-specifications"/>
+    <w:bookmarkEnd w:id="180"/>
+    <w:bookmarkStart w:id="181" w:name="technical-specifications"/>
     <w:p>
       <w:pPr>
         <w:pStyle w:val="Heading2"/>
@@ -36546,8 +37550,8 @@
         <w:t xml:space="preserve">Guest roles.</w:t>
       </w:r>
     </w:p>
-    <w:bookmarkEnd w:id="179"/>
-    <w:bookmarkStart w:id="180" w:name="accessibility"/>
+    <w:bookmarkEnd w:id="181"/>
+    <w:bookmarkStart w:id="182" w:name="accessibility"/>
     <w:p>
       <w:pPr>
         <w:pStyle w:val="Heading2"/>
@@ -36651,8 +37655,8 @@
         <w:t xml:space="preserve">No person shall create inaccessible content.</w:t>
       </w:r>
     </w:p>
-    <w:bookmarkEnd w:id="180"/>
-    <w:bookmarkStart w:id="181" w:name="enforcement-14"/>
+    <w:bookmarkEnd w:id="182"/>
+    <w:bookmarkStart w:id="183" w:name="enforcement-14"/>
     <w:p>
       <w:pPr>
         <w:pStyle w:val="Heading2"/>
@@ -36718,8 +37722,8 @@
         <w:t xml:space="preserve">The Director, Information Technology shall ensure compliance.</w:t>
       </w:r>
     </w:p>
-    <w:bookmarkEnd w:id="181"/>
-    <w:bookmarkStart w:id="182" w:name="related-documents-14"/>
+    <w:bookmarkEnd w:id="183"/>
+    <w:bookmarkStart w:id="184" w:name="related-documents-14"/>
     <w:p>
       <w:pPr>
         <w:pStyle w:val="Heading2"/>
@@ -36747,8 +37751,8 @@
         <w:t xml:space="preserve">IT Infrastructure Plan (OPS-014)</w:t>
       </w:r>
     </w:p>
-    <w:bookmarkEnd w:id="182"/>
-    <w:bookmarkStart w:id="183" w:name="effective-date-14"/>
+    <w:bookmarkEnd w:id="184"/>
+    <w:bookmarkStart w:id="185" w:name="effective-date-14"/>
     <w:p>
       <w:pPr>
         <w:pStyle w:val="Heading2"/>
@@ -37197,8 +38201,8 @@
         <w:br w:type="page"/>
       </w:r>
     </w:p>
-    <w:bookmarkEnd w:id="183"/>
-    <w:bookmarkStart w:id="184" w:name="ops-016-data-privacy-security-policy"/>
+    <w:bookmarkEnd w:id="185"/>
+    <w:bookmarkStart w:id="186" w:name="ops-016-data-privacy-security-policy"/>
     <w:p>
       <w:pPr>
         <w:pStyle w:val="Heading2"/>
@@ -37635,8 +38639,8 @@
         </w:tc>
       </w:tr>
     </w:tbl>
-    <w:bookmarkEnd w:id="184"/>
-    <w:bookmarkStart w:id="185" w:name="purpose-15"/>
+    <w:bookmarkEnd w:id="186"/>
+    <w:bookmarkStart w:id="187" w:name="purpose-15"/>
     <w:p>
       <w:pPr>
         <w:pStyle w:val="Heading2"/>
@@ -37759,8 +38763,8 @@
         <w:t xml:space="preserve">That no person compromises data privacy or security.</w:t>
       </w:r>
     </w:p>
-    <w:bookmarkEnd w:id="185"/>
-    <w:bookmarkStart w:id="186" w:name="scope-15"/>
+    <w:bookmarkEnd w:id="187"/>
+    <w:bookmarkStart w:id="188" w:name="scope-15"/>
     <w:p>
       <w:pPr>
         <w:pStyle w:val="Heading2"/>
@@ -37883,8 +38887,8 @@
         <w:t xml:space="preserve">No person is exempt from the requirements of this Policy.</w:t>
       </w:r>
     </w:p>
-    <w:bookmarkEnd w:id="186"/>
-    <w:bookmarkStart w:id="187" w:name="definitions-13"/>
+    <w:bookmarkEnd w:id="188"/>
+    <w:bookmarkStart w:id="189" w:name="definitions-13"/>
     <w:p>
       <w:pPr>
         <w:pStyle w:val="Heading2"/>
@@ -37969,8 +38973,8 @@
         <w:t xml:space="preserve">The categorization of data based on sensitivity.</w:t>
       </w:r>
     </w:p>
-    <w:bookmarkEnd w:id="187"/>
-    <w:bookmarkStart w:id="188" w:name="policy-statement-15"/>
+    <w:bookmarkEnd w:id="189"/>
+    <w:bookmarkStart w:id="190" w:name="policy-statement-15"/>
     <w:p>
       <w:pPr>
         <w:pStyle w:val="Heading2"/>
@@ -38055,8 +39059,8 @@
         <w:t xml:space="preserve">Data breaches shall be reported immediately.</w:t>
       </w:r>
     </w:p>
-    <w:bookmarkEnd w:id="188"/>
-    <w:bookmarkStart w:id="189" w:name="data-classification"/>
+    <w:bookmarkEnd w:id="190"/>
+    <w:bookmarkStart w:id="191" w:name="data-classification"/>
     <w:p>
       <w:pPr>
         <w:pStyle w:val="Heading2"/>
@@ -38179,8 +39183,8 @@
         <w:t xml:space="preserve">No person shall disclose data outside its classification.</w:t>
       </w:r>
     </w:p>
-    <w:bookmarkEnd w:id="189"/>
-    <w:bookmarkStart w:id="190" w:name="data-protection"/>
+    <w:bookmarkEnd w:id="191"/>
+    <w:bookmarkStart w:id="192" w:name="data-protection"/>
     <w:p>
       <w:pPr>
         <w:pStyle w:val="Heading2"/>
@@ -38303,8 +39307,8 @@
         <w:t xml:space="preserve">No person shall disable security measures.</w:t>
       </w:r>
     </w:p>
-    <w:bookmarkEnd w:id="190"/>
-    <w:bookmarkStart w:id="191" w:name="data-breach-response"/>
+    <w:bookmarkEnd w:id="192"/>
+    <w:bookmarkStart w:id="193" w:name="data-breach-response"/>
     <w:p>
       <w:pPr>
         <w:pStyle w:val="Heading2"/>
@@ -38446,8 +39450,8 @@
         <w:t xml:space="preserve">No person shall fail to report a breach.</w:t>
       </w:r>
     </w:p>
-    <w:bookmarkEnd w:id="191"/>
-    <w:bookmarkStart w:id="192" w:name="enforcement-15"/>
+    <w:bookmarkEnd w:id="193"/>
+    <w:bookmarkStart w:id="194" w:name="enforcement-15"/>
     <w:p>
       <w:pPr>
         <w:pStyle w:val="Heading2"/>
@@ -38513,8 +39517,8 @@
         <w:t xml:space="preserve">The Director, Information Technology shall ensure compliance.</w:t>
       </w:r>
     </w:p>
-    <w:bookmarkEnd w:id="192"/>
-    <w:bookmarkStart w:id="193" w:name="related-documents-15"/>
+    <w:bookmarkEnd w:id="194"/>
+    <w:bookmarkStart w:id="195" w:name="related-documents-15"/>
     <w:p>
       <w:pPr>
         <w:pStyle w:val="Heading2"/>
@@ -38580,8 +39584,8 @@
         <w:t xml:space="preserve">GDPR Compliance Policy (LEG-002)</w:t>
       </w:r>
     </w:p>
-    <w:bookmarkEnd w:id="193"/>
-    <w:bookmarkStart w:id="194" w:name="effective-date-15"/>
+    <w:bookmarkEnd w:id="195"/>
+    <w:bookmarkStart w:id="196" w:name="effective-date-15"/>
     <w:p>
       <w:pPr>
         <w:pStyle w:val="Heading2"/>
@@ -39007,8 +40011,8 @@
         <w:br w:type="page"/>
       </w:r>
     </w:p>
-    <w:bookmarkEnd w:id="194"/>
-    <w:bookmarkStart w:id="195" w:name="ops-017-backup-disaster-recovery-plan"/>
+    <w:bookmarkEnd w:id="196"/>
+    <w:bookmarkStart w:id="197" w:name="ops-017-backup-disaster-recovery-plan"/>
     <w:p>
       <w:pPr>
         <w:pStyle w:val="Heading2"/>
@@ -39445,8 +40449,8 @@
         </w:tc>
       </w:tr>
     </w:tbl>
-    <w:bookmarkEnd w:id="195"/>
-    <w:bookmarkStart w:id="196" w:name="purpose-16"/>
+    <w:bookmarkEnd w:id="197"/>
+    <w:bookmarkStart w:id="198" w:name="purpose-16"/>
     <w:p>
       <w:pPr>
         <w:pStyle w:val="Heading2"/>
@@ -39550,8 +40554,8 @@
         <w:t xml:space="preserve">That no person fails to follow backup procedures.</w:t>
       </w:r>
     </w:p>
-    <w:bookmarkEnd w:id="196"/>
-    <w:bookmarkStart w:id="197" w:name="scope-16"/>
+    <w:bookmarkEnd w:id="198"/>
+    <w:bookmarkStart w:id="199" w:name="scope-16"/>
     <w:p>
       <w:pPr>
         <w:pStyle w:val="Heading2"/>
@@ -39636,8 +40640,8 @@
         <w:t xml:space="preserve">No person is exempt from the requirements of this Policy.</w:t>
       </w:r>
     </w:p>
-    <w:bookmarkEnd w:id="197"/>
-    <w:bookmarkStart w:id="198" w:name="definitions-14"/>
+    <w:bookmarkEnd w:id="199"/>
+    <w:bookmarkStart w:id="200" w:name="definitions-14"/>
     <w:p>
       <w:pPr>
         <w:pStyle w:val="Heading2"/>
@@ -39703,8 +40707,8 @@
         <w:t xml:space="preserve">The maximum acceptable data loss.</w:t>
       </w:r>
     </w:p>
-    <w:bookmarkEnd w:id="198"/>
-    <w:bookmarkStart w:id="199" w:name="policy-statement-16"/>
+    <w:bookmarkEnd w:id="200"/>
+    <w:bookmarkStart w:id="201" w:name="policy-statement-16"/>
     <w:p>
       <w:pPr>
         <w:pStyle w:val="Heading2"/>
@@ -39770,8 +40774,8 @@
         <w:t xml:space="preserve">No person shall compromise recovery capability.</w:t>
       </w:r>
     </w:p>
-    <w:bookmarkEnd w:id="199"/>
-    <w:bookmarkStart w:id="200" w:name="backup-procedures"/>
+    <w:bookmarkEnd w:id="201"/>
+    <w:bookmarkStart w:id="202" w:name="backup-procedures"/>
     <w:p>
       <w:pPr>
         <w:pStyle w:val="Heading2"/>
@@ -39894,8 +40898,8 @@
         <w:t xml:space="preserve">Off-site for disaster recovery.</w:t>
       </w:r>
     </w:p>
-    <w:bookmarkEnd w:id="200"/>
-    <w:bookmarkStart w:id="201" w:name="recovery-objectives"/>
+    <w:bookmarkEnd w:id="202"/>
+    <w:bookmarkStart w:id="203" w:name="recovery-objectives"/>
     <w:p>
       <w:pPr>
         <w:pStyle w:val="Heading2"/>
@@ -39942,8 +40946,8 @@
         <w:t xml:space="preserve">RPO: 24 hours for critical data.</w:t>
       </w:r>
     </w:p>
-    <w:bookmarkEnd w:id="201"/>
-    <w:bookmarkStart w:id="202" w:name="enforcement-16"/>
+    <w:bookmarkEnd w:id="203"/>
+    <w:bookmarkStart w:id="204" w:name="enforcement-16"/>
     <w:p>
       <w:pPr>
         <w:pStyle w:val="Heading2"/>
@@ -40009,8 +41013,8 @@
         <w:t xml:space="preserve">The Director, Information Technology shall ensure compliance.</w:t>
       </w:r>
     </w:p>
-    <w:bookmarkEnd w:id="202"/>
-    <w:bookmarkStart w:id="203" w:name="related-documents-16"/>
+    <w:bookmarkEnd w:id="204"/>
+    <w:bookmarkStart w:id="205" w:name="related-documents-16"/>
     <w:p>
       <w:pPr>
         <w:pStyle w:val="Heading2"/>
@@ -40057,8 +41061,8 @@
         <w:t xml:space="preserve">Emergency Response Plan (OPS-022)</w:t>
       </w:r>
     </w:p>
-    <w:bookmarkEnd w:id="203"/>
-    <w:bookmarkStart w:id="204" w:name="effective-date-16"/>
+    <w:bookmarkEnd w:id="205"/>
+    <w:bookmarkStart w:id="206" w:name="effective-date-16"/>
     <w:p>
       <w:pPr>
         <w:pStyle w:val="Heading2"/>
@@ -40507,8 +41511,8 @@
         <w:br w:type="page"/>
       </w:r>
     </w:p>
-    <w:bookmarkEnd w:id="204"/>
-    <w:bookmarkStart w:id="205" w:name="ops-018-it-support-policy"/>
+    <w:bookmarkEnd w:id="206"/>
+    <w:bookmarkStart w:id="207" w:name="ops-018-it-support-policy"/>
     <w:p>
       <w:pPr>
         <w:pStyle w:val="Heading2"/>
@@ -40945,8 +41949,8 @@
         </w:tc>
       </w:tr>
     </w:tbl>
-    <w:bookmarkEnd w:id="205"/>
-    <w:bookmarkStart w:id="206" w:name="purpose-17"/>
+    <w:bookmarkEnd w:id="207"/>
+    <w:bookmarkStart w:id="208" w:name="purpose-17"/>
     <w:p>
       <w:pPr>
         <w:pStyle w:val="Heading2"/>
@@ -41050,8 +42054,8 @@
         <w:t xml:space="preserve">Timely resolution of issues.</w:t>
       </w:r>
     </w:p>
-    <w:bookmarkEnd w:id="206"/>
-    <w:bookmarkStart w:id="207" w:name="scope-17"/>
+    <w:bookmarkEnd w:id="208"/>
+    <w:bookmarkStart w:id="209" w:name="scope-17"/>
     <w:p>
       <w:pPr>
         <w:pStyle w:val="Heading2"/>
@@ -41136,8 +42140,8 @@
         <w:t xml:space="preserve">No person is exempt from the requirements of this Policy.</w:t>
       </w:r>
     </w:p>
-    <w:bookmarkEnd w:id="207"/>
-    <w:bookmarkStart w:id="208" w:name="definitions-15"/>
+    <w:bookmarkEnd w:id="209"/>
+    <w:bookmarkStart w:id="210" w:name="definitions-15"/>
     <w:p>
       <w:pPr>
         <w:pStyle w:val="Heading2"/>
@@ -41203,8 +42207,8 @@
         <w:t xml:space="preserve">The process of escalating issues to higher-level support.</w:t>
       </w:r>
     </w:p>
-    <w:bookmarkEnd w:id="208"/>
-    <w:bookmarkStart w:id="209" w:name="policy-statement-17"/>
+    <w:bookmarkEnd w:id="210"/>
+    <w:bookmarkStart w:id="211" w:name="policy-statement-17"/>
     <w:p>
       <w:pPr>
         <w:pStyle w:val="Heading2"/>
@@ -41270,8 +42274,8 @@
         <w:t xml:space="preserve">No person shall provide unauthorized IT support.</w:t>
       </w:r>
     </w:p>
-    <w:bookmarkEnd w:id="209"/>
-    <w:bookmarkStart w:id="210" w:name="services"/>
+    <w:bookmarkEnd w:id="211"/>
+    <w:bookmarkStart w:id="212" w:name="services"/>
     <w:p>
       <w:pPr>
         <w:pStyle w:val="Heading2"/>
@@ -41375,8 +42379,8 @@
         <w:t xml:space="preserve">Training and guidance.</w:t>
       </w:r>
     </w:p>
-    <w:bookmarkEnd w:id="210"/>
-    <w:bookmarkStart w:id="211" w:name="service-levels"/>
+    <w:bookmarkEnd w:id="212"/>
+    <w:bookmarkStart w:id="213" w:name="service-levels"/>
     <w:p>
       <w:pPr>
         <w:pStyle w:val="Heading2"/>
@@ -41788,8 +42792,8 @@
         </w:tc>
       </w:tr>
     </w:tbl>
-    <w:bookmarkEnd w:id="211"/>
-    <w:bookmarkStart w:id="212" w:name="escalation"/>
+    <w:bookmarkEnd w:id="213"/>
+    <w:bookmarkStart w:id="214" w:name="escalation"/>
     <w:p>
       <w:pPr>
         <w:pStyle w:val="Heading2"/>
@@ -41931,8 +42935,8 @@
         <w:t xml:space="preserve">Level 3: Director, IT.</w:t>
       </w:r>
     </w:p>
-    <w:bookmarkEnd w:id="212"/>
-    <w:bookmarkStart w:id="213" w:name="enforcement-17"/>
+    <w:bookmarkEnd w:id="214"/>
+    <w:bookmarkStart w:id="215" w:name="enforcement-17"/>
     <w:p>
       <w:pPr>
         <w:pStyle w:val="Heading2"/>
@@ -41998,8 +43002,8 @@
         <w:t xml:space="preserve">The Director, Information Technology shall ensure compliance.</w:t>
       </w:r>
     </w:p>
-    <w:bookmarkEnd w:id="213"/>
-    <w:bookmarkStart w:id="214" w:name="related-documents-17"/>
+    <w:bookmarkEnd w:id="215"/>
+    <w:bookmarkStart w:id="216" w:name="related-documents-17"/>
     <w:p>
       <w:pPr>
         <w:pStyle w:val="Heading2"/>
@@ -42027,8 +43031,8 @@
         <w:t xml:space="preserve">IT Infrastructure Plan (OPS-014)</w:t>
       </w:r>
     </w:p>
-    <w:bookmarkEnd w:id="214"/>
-    <w:bookmarkStart w:id="215" w:name="effective-date-17"/>
+    <w:bookmarkEnd w:id="216"/>
+    <w:bookmarkStart w:id="217" w:name="effective-date-17"/>
     <w:p>
       <w:pPr>
         <w:pStyle w:val="Heading2"/>
@@ -42454,8 +43458,8 @@
         <w:br w:type="page"/>
       </w:r>
     </w:p>
-    <w:bookmarkEnd w:id="215"/>
-    <w:bookmarkStart w:id="216" w:name="ops-019-acceptable-use-policy"/>
+    <w:bookmarkEnd w:id="217"/>
+    <w:bookmarkStart w:id="218" w:name="ops-019-acceptable-use-policy"/>
     <w:p>
       <w:pPr>
         <w:pStyle w:val="Heading2"/>
@@ -42892,8 +43896,8 @@
         </w:tc>
       </w:tr>
     </w:tbl>
-    <w:bookmarkEnd w:id="216"/>
-    <w:bookmarkStart w:id="217" w:name="purpose-18"/>
+    <w:bookmarkEnd w:id="218"/>
+    <w:bookmarkStart w:id="219" w:name="purpose-18"/>
     <w:p>
       <w:pPr>
         <w:pStyle w:val="Heading2"/>
@@ -42997,8 +44001,8 @@
         <w:t xml:space="preserve">That no person misuses technology resources.</w:t>
       </w:r>
     </w:p>
-    <w:bookmarkEnd w:id="217"/>
-    <w:bookmarkStart w:id="218" w:name="scope-18"/>
+    <w:bookmarkEnd w:id="219"/>
+    <w:bookmarkStart w:id="220" w:name="scope-18"/>
     <w:p>
       <w:pPr>
         <w:pStyle w:val="Heading2"/>
@@ -43083,8 +44087,8 @@
         <w:t xml:space="preserve">No person is exempt from the requirements of this Policy.</w:t>
       </w:r>
     </w:p>
-    <w:bookmarkEnd w:id="218"/>
-    <w:bookmarkStart w:id="219" w:name="definitions-16"/>
+    <w:bookmarkEnd w:id="220"/>
+    <w:bookmarkStart w:id="221" w:name="definitions-16"/>
     <w:p>
       <w:pPr>
         <w:pStyle w:val="Heading2"/>
@@ -43150,8 +44154,8 @@
         <w:t xml:space="preserve">Use that is unauthorized or harmful.</w:t>
       </w:r>
     </w:p>
-    <w:bookmarkEnd w:id="219"/>
-    <w:bookmarkStart w:id="220" w:name="policy-statement-18"/>
+    <w:bookmarkEnd w:id="221"/>
+    <w:bookmarkStart w:id="222" w:name="policy-statement-18"/>
     <w:p>
       <w:pPr>
         <w:pStyle w:val="Heading2"/>
@@ -43217,8 +44221,8 @@
         <w:t xml:space="preserve">No person shall use technology resources for illegal purposes.</w:t>
       </w:r>
     </w:p>
-    <w:bookmarkEnd w:id="220"/>
-    <w:bookmarkStart w:id="221" w:name="acceptable-use"/>
+    <w:bookmarkEnd w:id="222"/>
+    <w:bookmarkStart w:id="223" w:name="acceptable-use"/>
     <w:p>
       <w:pPr>
         <w:pStyle w:val="Heading2"/>
@@ -43322,8 +44326,8 @@
         <w:t xml:space="preserve">Personal use (limited).</w:t>
       </w:r>
     </w:p>
-    <w:bookmarkEnd w:id="221"/>
-    <w:bookmarkStart w:id="222" w:name="prohibited-use"/>
+    <w:bookmarkEnd w:id="223"/>
+    <w:bookmarkStart w:id="224" w:name="prohibited-use"/>
     <w:p>
       <w:pPr>
         <w:pStyle w:val="Heading2"/>
@@ -43446,8 +44450,8 @@
         <w:t xml:space="preserve">Malware or hacking.</w:t>
       </w:r>
     </w:p>
-    <w:bookmarkEnd w:id="222"/>
-    <w:bookmarkStart w:id="223" w:name="enforcement-18"/>
+    <w:bookmarkEnd w:id="224"/>
+    <w:bookmarkStart w:id="225" w:name="enforcement-18"/>
     <w:p>
       <w:pPr>
         <w:pStyle w:val="Heading2"/>
@@ -43513,8 +44517,8 @@
         <w:t xml:space="preserve">The Director, Information Technology shall ensure compliance.</w:t>
       </w:r>
     </w:p>
-    <w:bookmarkEnd w:id="223"/>
-    <w:bookmarkStart w:id="224" w:name="related-documents-18"/>
+    <w:bookmarkEnd w:id="225"/>
+    <w:bookmarkStart w:id="226" w:name="related-documents-18"/>
     <w:p>
       <w:pPr>
         <w:pStyle w:val="Heading2"/>
@@ -43561,8 +44565,8 @@
         <w:t xml:space="preserve">Student Code of Conduct (STU-001)</w:t>
       </w:r>
     </w:p>
-    <w:bookmarkEnd w:id="224"/>
-    <w:bookmarkStart w:id="225" w:name="effective-date-18"/>
+    <w:bookmarkEnd w:id="226"/>
+    <w:bookmarkStart w:id="227" w:name="effective-date-18"/>
     <w:p>
       <w:pPr>
         <w:pStyle w:val="Heading2"/>
@@ -43988,8 +44992,8 @@
         <w:br w:type="page"/>
       </w:r>
     </w:p>
-    <w:bookmarkEnd w:id="225"/>
-    <w:bookmarkStart w:id="226" w:name="ops-020-facilities-management-policy"/>
+    <w:bookmarkEnd w:id="227"/>
+    <w:bookmarkStart w:id="228" w:name="ops-020-facilities-management-policy"/>
     <w:p>
       <w:pPr>
         <w:pStyle w:val="Heading2"/>
@@ -44426,8 +45430,8 @@
         </w:tc>
       </w:tr>
     </w:tbl>
-    <w:bookmarkEnd w:id="226"/>
-    <w:bookmarkStart w:id="227" w:name="purpose-19"/>
+    <w:bookmarkEnd w:id="228"/>
+    <w:bookmarkStart w:id="229" w:name="purpose-19"/>
     <w:p>
       <w:pPr>
         <w:pStyle w:val="Heading2"/>
@@ -44531,8 +45535,8 @@
         <w:t xml:space="preserve">Compliance with health and safety regulations.</w:t>
       </w:r>
     </w:p>
-    <w:bookmarkEnd w:id="227"/>
-    <w:bookmarkStart w:id="228" w:name="scope-19"/>
+    <w:bookmarkEnd w:id="229"/>
+    <w:bookmarkStart w:id="230" w:name="scope-19"/>
     <w:p>
       <w:pPr>
         <w:pStyle w:val="Heading2"/>
@@ -44617,8 +45621,8 @@
         <w:t xml:space="preserve">No person is exempt from the requirements of this Policy.</w:t>
       </w:r>
     </w:p>
-    <w:bookmarkEnd w:id="228"/>
-    <w:bookmarkStart w:id="229" w:name="definitions-17"/>
+    <w:bookmarkEnd w:id="230"/>
+    <w:bookmarkStart w:id="231" w:name="definitions-17"/>
     <w:p>
       <w:pPr>
         <w:pStyle w:val="Heading2"/>
@@ -44684,8 +45688,8 @@
         <w:t xml:space="preserve">The assignment of space to users.</w:t>
       </w:r>
     </w:p>
-    <w:bookmarkEnd w:id="229"/>
-    <w:bookmarkStart w:id="230" w:name="policy-statement-19"/>
+    <w:bookmarkEnd w:id="231"/>
+    <w:bookmarkStart w:id="232" w:name="policy-statement-19"/>
     <w:p>
       <w:pPr>
         <w:pStyle w:val="Heading2"/>
@@ -44751,8 +45755,8 @@
         <w:t xml:space="preserve">No person shall damage facilities.</w:t>
       </w:r>
     </w:p>
-    <w:bookmarkEnd w:id="230"/>
-    <w:bookmarkStart w:id="231" w:name="maintenance"/>
+    <w:bookmarkEnd w:id="232"/>
+    <w:bookmarkStart w:id="233" w:name="maintenance"/>
     <w:p>
       <w:pPr>
         <w:pStyle w:val="Heading2"/>
@@ -44856,8 +45860,8 @@
         <w:t xml:space="preserve">No person shall fail to report maintenance issues.</w:t>
       </w:r>
     </w:p>
-    <w:bookmarkEnd w:id="231"/>
-    <w:bookmarkStart w:id="232" w:name="space-allocation"/>
+    <w:bookmarkEnd w:id="233"/>
+    <w:bookmarkStart w:id="234" w:name="space-allocation"/>
     <w:p>
       <w:pPr>
         <w:pStyle w:val="Heading2"/>
@@ -44961,8 +45965,8 @@
         <w:t xml:space="preserve">No person shall occupy space without authorization.</w:t>
       </w:r>
     </w:p>
-    <w:bookmarkEnd w:id="232"/>
-    <w:bookmarkStart w:id="233" w:name="enforcement-19"/>
+    <w:bookmarkEnd w:id="234"/>
+    <w:bookmarkStart w:id="235" w:name="enforcement-19"/>
     <w:p>
       <w:pPr>
         <w:pStyle w:val="Heading2"/>
@@ -45028,8 +46032,8 @@
         <w:t xml:space="preserve">The Director, Facilities shall ensure compliance.</w:t>
       </w:r>
     </w:p>
-    <w:bookmarkEnd w:id="233"/>
-    <w:bookmarkStart w:id="234" w:name="related-documents-19"/>
+    <w:bookmarkEnd w:id="235"/>
+    <w:bookmarkStart w:id="236" w:name="related-documents-19"/>
     <w:p>
       <w:pPr>
         <w:pStyle w:val="Heading2"/>
@@ -45057,8 +46061,8 @@
         <w:t xml:space="preserve">Health &amp; Safety Policy (OPS-021)</w:t>
       </w:r>
     </w:p>
-    <w:bookmarkEnd w:id="234"/>
-    <w:bookmarkStart w:id="235" w:name="effective-date-19"/>
+    <w:bookmarkEnd w:id="236"/>
+    <w:bookmarkStart w:id="237" w:name="effective-date-19"/>
     <w:p>
       <w:pPr>
         <w:pStyle w:val="Heading2"/>
@@ -45484,8 +46488,8 @@
         <w:br w:type="page"/>
       </w:r>
     </w:p>
-    <w:bookmarkEnd w:id="235"/>
-    <w:bookmarkStart w:id="236" w:name="ops-021-health-safety-policy"/>
+    <w:bookmarkEnd w:id="237"/>
+    <w:bookmarkStart w:id="238" w:name="ops-021-health-safety-policy"/>
     <w:p>
       <w:pPr>
         <w:pStyle w:val="Heading2"/>
@@ -45922,8 +46926,8 @@
         </w:tc>
       </w:tr>
     </w:tbl>
-    <w:bookmarkEnd w:id="236"/>
-    <w:bookmarkStart w:id="237" w:name="purpose-20"/>
+    <w:bookmarkEnd w:id="238"/>
+    <w:bookmarkStart w:id="239" w:name="purpose-20"/>
     <w:p>
       <w:pPr>
         <w:pStyle w:val="Heading2"/>
@@ -46027,8 +47031,8 @@
         <w:t xml:space="preserve">That no person engages in unsafe practices.</w:t>
       </w:r>
     </w:p>
-    <w:bookmarkEnd w:id="237"/>
-    <w:bookmarkStart w:id="238" w:name="scope-20"/>
+    <w:bookmarkEnd w:id="239"/>
+    <w:bookmarkStart w:id="240" w:name="scope-20"/>
     <w:p>
       <w:pPr>
         <w:pStyle w:val="Heading2"/>
@@ -46113,8 +47117,8 @@
         <w:t xml:space="preserve">No person is exempt from the requirements of this Policy.</w:t>
       </w:r>
     </w:p>
-    <w:bookmarkEnd w:id="238"/>
-    <w:bookmarkStart w:id="239" w:name="definitions-18"/>
+    <w:bookmarkEnd w:id="240"/>
+    <w:bookmarkStart w:id="241" w:name="definitions-18"/>
     <w:p>
       <w:pPr>
         <w:pStyle w:val="Heading2"/>
@@ -46180,8 +47184,8 @@
         <w:t xml:space="preserve">Any event that causes or could cause harm.</w:t>
       </w:r>
     </w:p>
-    <w:bookmarkEnd w:id="239"/>
-    <w:bookmarkStart w:id="240" w:name="policy-statement-20"/>
+    <w:bookmarkEnd w:id="241"/>
+    <w:bookmarkStart w:id="242" w:name="policy-statement-20"/>
     <w:p>
       <w:pPr>
         <w:pStyle w:val="Heading2"/>
@@ -46247,8 +47251,8 @@
         <w:t xml:space="preserve">No person shall fail to report hazards or incidents.</w:t>
       </w:r>
     </w:p>
-    <w:bookmarkEnd w:id="240"/>
-    <w:bookmarkStart w:id="241" w:name="safety-standards"/>
+    <w:bookmarkEnd w:id="242"/>
+    <w:bookmarkStart w:id="243" w:name="safety-standards"/>
     <w:p>
       <w:pPr>
         <w:pStyle w:val="Heading2"/>
@@ -46352,8 +47356,8 @@
         <w:t xml:space="preserve">Hazard identification and control.</w:t>
       </w:r>
     </w:p>
-    <w:bookmarkEnd w:id="241"/>
-    <w:bookmarkStart w:id="242" w:name="incident-reporting"/>
+    <w:bookmarkEnd w:id="243"/>
+    <w:bookmarkStart w:id="244" w:name="incident-reporting"/>
     <w:p>
       <w:pPr>
         <w:pStyle w:val="Heading2"/>
@@ -46438,8 +47442,8 @@
         <w:t xml:space="preserve">No person shall fail to report an incident.</w:t>
       </w:r>
     </w:p>
-    <w:bookmarkEnd w:id="242"/>
-    <w:bookmarkStart w:id="243" w:name="enforcement-20"/>
+    <w:bookmarkEnd w:id="244"/>
+    <w:bookmarkStart w:id="245" w:name="enforcement-20"/>
     <w:p>
       <w:pPr>
         <w:pStyle w:val="Heading2"/>
@@ -46505,8 +47509,8 @@
         <w:t xml:space="preserve">The Director, Facilities shall ensure compliance.</w:t>
       </w:r>
     </w:p>
-    <w:bookmarkEnd w:id="243"/>
-    <w:bookmarkStart w:id="244" w:name="related-documents-20"/>
+    <w:bookmarkEnd w:id="245"/>
+    <w:bookmarkStart w:id="246" w:name="related-documents-20"/>
     <w:p>
       <w:pPr>
         <w:pStyle w:val="Heading2"/>
@@ -46534,8 +47538,8 @@
         <w:t xml:space="preserve">Emergency Response Plan (OPS-022)</w:t>
       </w:r>
     </w:p>
-    <w:bookmarkEnd w:id="244"/>
-    <w:bookmarkStart w:id="245" w:name="effective-date-20"/>
+    <w:bookmarkEnd w:id="246"/>
+    <w:bookmarkStart w:id="247" w:name="effective-date-20"/>
     <w:p>
       <w:pPr>
         <w:pStyle w:val="Heading2"/>
@@ -46961,8 +47965,8 @@
         <w:br w:type="page"/>
       </w:r>
     </w:p>
-    <w:bookmarkEnd w:id="245"/>
-    <w:bookmarkStart w:id="246" w:name="ops-022-emergency-response-plan"/>
+    <w:bookmarkEnd w:id="247"/>
+    <w:bookmarkStart w:id="248" w:name="ops-022-emergency-response-plan"/>
     <w:p>
       <w:pPr>
         <w:pStyle w:val="Heading2"/>
@@ -47399,8 +48403,8 @@
         </w:tc>
       </w:tr>
     </w:tbl>
-    <w:bookmarkEnd w:id="246"/>
-    <w:bookmarkStart w:id="247" w:name="purpose-21"/>
+    <w:bookmarkEnd w:id="248"/>
+    <w:bookmarkStart w:id="249" w:name="purpose-21"/>
     <w:p>
       <w:pPr>
         <w:pStyle w:val="Heading2"/>
@@ -47504,8 +48508,8 @@
         <w:t xml:space="preserve">Continuity of University operations through and beyond an emergency.</w:t>
       </w:r>
     </w:p>
-    <w:bookmarkEnd w:id="247"/>
-    <w:bookmarkStart w:id="248" w:name="scope-21"/>
+    <w:bookmarkEnd w:id="249"/>
+    <w:bookmarkStart w:id="250" w:name="scope-21"/>
     <w:p>
       <w:pPr>
         <w:pStyle w:val="Heading2"/>
@@ -47590,8 +48594,8 @@
         <w:t xml:space="preserve">No person is exempt from the requirements of this Policy.</w:t>
       </w:r>
     </w:p>
-    <w:bookmarkEnd w:id="248"/>
-    <w:bookmarkStart w:id="249" w:name="definitions-19"/>
+    <w:bookmarkEnd w:id="250"/>
+    <w:bookmarkStart w:id="251" w:name="definitions-19"/>
     <w:p>
       <w:pPr>
         <w:pStyle w:val="Heading2"/>
@@ -47657,8 +48661,8 @@
         <w:t xml:space="preserve">The organized movement of people away from a location of danger to a safe location.</w:t>
       </w:r>
     </w:p>
-    <w:bookmarkEnd w:id="249"/>
-    <w:bookmarkStart w:id="250" w:name="policy-statement-21"/>
+    <w:bookmarkEnd w:id="251"/>
+    <w:bookmarkStart w:id="252" w:name="policy-statement-21"/>
     <w:p>
       <w:pPr>
         <w:pStyle w:val="Heading2"/>
@@ -47724,8 +48728,8 @@
         <w:t xml:space="preserve">No person shall interfere with emergency response personnel or operations.</w:t>
       </w:r>
     </w:p>
-    <w:bookmarkEnd w:id="250"/>
-    <w:bookmarkStart w:id="251" w:name="emergency-types"/>
+    <w:bookmarkEnd w:id="252"/>
+    <w:bookmarkStart w:id="253" w:name="emergency-types"/>
     <w:p>
       <w:pPr>
         <w:pStyle w:val="Heading2"/>
@@ -47848,8 +48852,8 @@
         <w:t xml:space="preserve">Cyber incidents affecting University systems or data.</w:t>
       </w:r>
     </w:p>
-    <w:bookmarkEnd w:id="251"/>
-    <w:bookmarkStart w:id="252" w:name="response-procedures"/>
+    <w:bookmarkEnd w:id="253"/>
+    <w:bookmarkStart w:id="254" w:name="response-procedures"/>
     <w:p>
       <w:pPr>
         <w:pStyle w:val="Heading2"/>
@@ -48176,8 +49180,8 @@
         <w:t xml:space="preserve">Notify the Emergency Response Team.</w:t>
       </w:r>
     </w:p>
-    <w:bookmarkEnd w:id="252"/>
-    <w:bookmarkStart w:id="253" w:name="enforcement-21"/>
+    <w:bookmarkEnd w:id="254"/>
+    <w:bookmarkStart w:id="255" w:name="enforcement-21"/>
     <w:p>
       <w:pPr>
         <w:pStyle w:val="Heading2"/>
@@ -48243,8 +49247,8 @@
         <w:t xml:space="preserve">The Director, Facilities shall ensure compliance with this Policy.</w:t>
       </w:r>
     </w:p>
-    <w:bookmarkEnd w:id="253"/>
-    <w:bookmarkStart w:id="254" w:name="related-documents-21"/>
+    <w:bookmarkEnd w:id="255"/>
+    <w:bookmarkStart w:id="256" w:name="related-documents-21"/>
     <w:p>
       <w:pPr>
         <w:pStyle w:val="Heading2"/>
@@ -48291,8 +49295,8 @@
         <w:t xml:space="preserve">Crisis Management Policy (WAQ-008)</w:t>
       </w:r>
     </w:p>
-    <w:bookmarkEnd w:id="254"/>
-    <w:bookmarkStart w:id="255" w:name="effective-date-21"/>
+    <w:bookmarkEnd w:id="256"/>
+    <w:bookmarkStart w:id="257" w:name="effective-date-21"/>
     <w:p>
       <w:pPr>
         <w:pStyle w:val="Heading2"/>
@@ -48718,8 +49722,8 @@
         <w:br w:type="page"/>
       </w:r>
     </w:p>
-    <w:bookmarkEnd w:id="255"/>
-    <w:bookmarkStart w:id="256" w:name="X4f61a576a23e35a5f52d04cc44c10c232e29f9f"/>
+    <w:bookmarkEnd w:id="257"/>
+    <w:bookmarkStart w:id="258" w:name="X4f61a576a23e35a5f52d04cc44c10c232e29f9f"/>
     <w:p>
       <w:pPr>
         <w:pStyle w:val="Heading2"/>
@@ -49156,8 +50160,8 @@
         </w:tc>
       </w:tr>
     </w:tbl>
-    <w:bookmarkEnd w:id="256"/>
-    <w:bookmarkStart w:id="257" w:name="purpose-22"/>
+    <w:bookmarkEnd w:id="258"/>
+    <w:bookmarkStart w:id="259" w:name="purpose-22"/>
     <w:p>
       <w:pPr>
         <w:pStyle w:val="Heading2"/>
@@ -49261,8 +50265,8 @@
         <w:t xml:space="preserve">Accessibility of the LMS for all students.</w:t>
       </w:r>
     </w:p>
-    <w:bookmarkEnd w:id="257"/>
-    <w:bookmarkStart w:id="258" w:name="scope-22"/>
+    <w:bookmarkEnd w:id="259"/>
+    <w:bookmarkStart w:id="260" w:name="scope-22"/>
     <w:p>
       <w:pPr>
         <w:pStyle w:val="Heading2"/>
@@ -49347,8 +50351,8 @@
         <w:t xml:space="preserve">No person is exempt from the requirements of this Policy.</w:t>
       </w:r>
     </w:p>
-    <w:bookmarkEnd w:id="258"/>
-    <w:bookmarkStart w:id="259" w:name="definitions-20"/>
+    <w:bookmarkEnd w:id="260"/>
+    <w:bookmarkStart w:id="261" w:name="definitions-20"/>
     <w:p>
       <w:pPr>
         <w:pStyle w:val="Heading2"/>
@@ -49414,8 +50418,8 @@
         <w:t xml:space="preserve">The permissions assigned to students, faculty, and administrators within the LMS.</w:t>
       </w:r>
     </w:p>
-    <w:bookmarkEnd w:id="259"/>
-    <w:bookmarkStart w:id="260" w:name="policy-statement-22"/>
+    <w:bookmarkEnd w:id="261"/>
+    <w:bookmarkStart w:id="262" w:name="policy-statement-22"/>
     <w:p>
       <w:pPr>
         <w:pStyle w:val="Heading2"/>
@@ -49481,8 +50485,8 @@
         <w:t xml:space="preserve">No person shall compromise the security or integrity of the LMS.</w:t>
       </w:r>
     </w:p>
-    <w:bookmarkEnd w:id="260"/>
-    <w:bookmarkStart w:id="261" w:name="course-structure"/>
+    <w:bookmarkEnd w:id="262"/>
+    <w:bookmarkStart w:id="263" w:name="course-structure"/>
     <w:p>
       <w:pPr>
         <w:pStyle w:val="Heading2"/>
@@ -49605,8 +50609,8 @@
         <w:t xml:space="preserve">Lecture recordings.</w:t>
       </w:r>
     </w:p>
-    <w:bookmarkEnd w:id="261"/>
-    <w:bookmarkStart w:id="262" w:name="user-roles"/>
+    <w:bookmarkEnd w:id="263"/>
+    <w:bookmarkStart w:id="264" w:name="user-roles"/>
     <w:p>
       <w:pPr>
         <w:pStyle w:val="Heading2"/>
@@ -49691,8 +50695,8 @@
         <w:t xml:space="preserve">Manage all technical and administrative aspects of the LMS.</w:t>
       </w:r>
     </w:p>
-    <w:bookmarkEnd w:id="262"/>
-    <w:bookmarkStart w:id="263" w:name="enforcement-22"/>
+    <w:bookmarkEnd w:id="264"/>
+    <w:bookmarkStart w:id="265" w:name="enforcement-22"/>
     <w:p>
       <w:pPr>
         <w:pStyle w:val="Heading2"/>
@@ -49758,8 +50762,8 @@
         <w:t xml:space="preserve">The Director, Information Technology shall ensure compliance with this Policy.</w:t>
       </w:r>
     </w:p>
-    <w:bookmarkEnd w:id="263"/>
-    <w:bookmarkStart w:id="264" w:name="related-documents-22"/>
+    <w:bookmarkEnd w:id="265"/>
+    <w:bookmarkStart w:id="266" w:name="related-documents-22"/>
     <w:p>
       <w:pPr>
         <w:pStyle w:val="Heading2"/>
@@ -49806,8 +50810,8 @@
         <w:t xml:space="preserve">IT Support Policy (OPS-018)</w:t>
       </w:r>
     </w:p>
-    <w:bookmarkEnd w:id="264"/>
-    <w:bookmarkStart w:id="265" w:name="effective-date-22"/>
+    <w:bookmarkEnd w:id="266"/>
+    <w:bookmarkStart w:id="267" w:name="effective-date-22"/>
     <w:p>
       <w:pPr>
         <w:pStyle w:val="Heading2"/>
@@ -50233,8 +51237,8 @@
         <w:br w:type="page"/>
       </w:r>
     </w:p>
-    <w:bookmarkEnd w:id="265"/>
-    <w:bookmarkStart w:id="266" w:name="ops-024-online-pedagogy-training-policy"/>
+    <w:bookmarkEnd w:id="267"/>
+    <w:bookmarkStart w:id="268" w:name="ops-024-online-pedagogy-training-policy"/>
     <w:p>
       <w:pPr>
         <w:pStyle w:val="Heading2"/>
@@ -50671,8 +51675,8 @@
         </w:tc>
       </w:tr>
     </w:tbl>
-    <w:bookmarkEnd w:id="266"/>
-    <w:bookmarkStart w:id="267" w:name="purpose-23"/>
+    <w:bookmarkEnd w:id="268"/>
+    <w:bookmarkStart w:id="269" w:name="purpose-23"/>
     <w:p>
       <w:pPr>
         <w:pStyle w:val="Heading2"/>
@@ -50776,8 +51780,8 @@
         <w:t xml:space="preserve">That no faculty member teaches online without completing the required training.</w:t>
       </w:r>
     </w:p>
-    <w:bookmarkEnd w:id="267"/>
-    <w:bookmarkStart w:id="268" w:name="scope-23"/>
+    <w:bookmarkEnd w:id="269"/>
+    <w:bookmarkStart w:id="270" w:name="scope-23"/>
     <w:p>
       <w:pPr>
         <w:pStyle w:val="Heading2"/>
@@ -50805,8 +51809,8 @@
         <w:t xml:space="preserve">This Policy applies to all faculty who teach, or intend to teach, an online course.</w:t>
       </w:r>
     </w:p>
-    <w:bookmarkEnd w:id="268"/>
-    <w:bookmarkStart w:id="269" w:name="policy-statement-23"/>
+    <w:bookmarkEnd w:id="270"/>
+    <w:bookmarkStart w:id="271" w:name="policy-statement-23"/>
     <w:p>
       <w:pPr>
         <w:pStyle w:val="Heading2"/>
@@ -50853,8 +51857,8 @@
         <w:t xml:space="preserve">No faculty member shall teach an online course without completing the required training.</w:t>
       </w:r>
     </w:p>
-    <w:bookmarkEnd w:id="269"/>
-    <w:bookmarkStart w:id="270" w:name="training-requirements"/>
+    <w:bookmarkEnd w:id="271"/>
+    <w:bookmarkStart w:id="272" w:name="training-requirements"/>
     <w:p>
       <w:pPr>
         <w:pStyle w:val="Heading2"/>
@@ -50939,8 +51943,8 @@
         <w:t xml:space="preserve">Online Assessment Training: Proctoring and Grading.</w:t>
       </w:r>
     </w:p>
-    <w:bookmarkEnd w:id="270"/>
-    <w:bookmarkStart w:id="271" w:name="ongoing-development"/>
+    <w:bookmarkEnd w:id="272"/>
+    <w:bookmarkStart w:id="273" w:name="ongoing-development"/>
     <w:p>
       <w:pPr>
         <w:pStyle w:val="Heading2"/>
@@ -51044,8 +52048,8 @@
         <w:t xml:space="preserve">Student engagement strategies.</w:t>
       </w:r>
     </w:p>
-    <w:bookmarkEnd w:id="271"/>
-    <w:bookmarkStart w:id="272" w:name="evaluation"/>
+    <w:bookmarkEnd w:id="273"/>
+    <w:bookmarkStart w:id="274" w:name="evaluation"/>
     <w:p>
       <w:pPr>
         <w:pStyle w:val="Heading2"/>
@@ -51149,8 +52153,8 @@
         <w:t xml:space="preserve">Self-assessment.</w:t>
       </w:r>
     </w:p>
-    <w:bookmarkEnd w:id="272"/>
-    <w:bookmarkStart w:id="273" w:name="enforcement-23"/>
+    <w:bookmarkEnd w:id="274"/>
+    <w:bookmarkStart w:id="275" w:name="enforcement-23"/>
     <w:p>
       <w:pPr>
         <w:pStyle w:val="Heading2"/>
@@ -51216,8 +52220,8 @@
         <w:t xml:space="preserve">The Deputy Vice-Chancellor, Academic Affairs shall ensure compliance with this Policy.</w:t>
       </w:r>
     </w:p>
-    <w:bookmarkEnd w:id="273"/>
-    <w:bookmarkStart w:id="274" w:name="related-documents-23"/>
+    <w:bookmarkEnd w:id="275"/>
+    <w:bookmarkStart w:id="276" w:name="related-documents-23"/>
     <w:p>
       <w:pPr>
         <w:pStyle w:val="Heading2"/>
@@ -51264,8 +52268,8 @@
         <w:t xml:space="preserve">LMS Technical Specifications (OPS-015)</w:t>
       </w:r>
     </w:p>
-    <w:bookmarkEnd w:id="274"/>
-    <w:bookmarkStart w:id="275" w:name="effective-date-23"/>
+    <w:bookmarkEnd w:id="276"/>
+    <w:bookmarkStart w:id="277" w:name="effective-date-23"/>
     <w:p>
       <w:pPr>
         <w:pStyle w:val="Heading2"/>
@@ -51668,8 +52672,8 @@
         <w:br w:type="page"/>
       </w:r>
     </w:p>
-    <w:bookmarkEnd w:id="275"/>
-    <w:bookmarkStart w:id="276" w:name="ops-025-virtual-office-hours-policy"/>
+    <w:bookmarkEnd w:id="277"/>
+    <w:bookmarkStart w:id="278" w:name="ops-025-virtual-office-hours-policy"/>
     <w:p>
       <w:pPr>
         <w:pStyle w:val="Heading2"/>
@@ -52106,8 +53110,8 @@
         </w:tc>
       </w:tr>
     </w:tbl>
-    <w:bookmarkEnd w:id="276"/>
-    <w:bookmarkStart w:id="277" w:name="purpose-24"/>
+    <w:bookmarkEnd w:id="278"/>
+    <w:bookmarkStart w:id="279" w:name="purpose-24"/>
     <w:p>
       <w:pPr>
         <w:pStyle w:val="Heading2"/>
@@ -52211,8 +53215,8 @@
         <w:t xml:space="preserve">That no faculty member fails to hold the required office hours.</w:t>
       </w:r>
     </w:p>
-    <w:bookmarkEnd w:id="277"/>
-    <w:bookmarkStart w:id="278" w:name="scope-24"/>
+    <w:bookmarkEnd w:id="279"/>
+    <w:bookmarkStart w:id="280" w:name="scope-24"/>
     <w:p>
       <w:pPr>
         <w:pStyle w:val="Heading2"/>
@@ -52240,8 +53244,8 @@
         <w:t xml:space="preserve">This Policy applies to all faculty.</w:t>
       </w:r>
     </w:p>
-    <w:bookmarkEnd w:id="278"/>
-    <w:bookmarkStart w:id="279" w:name="policy-statement-24"/>
+    <w:bookmarkEnd w:id="280"/>
+    <w:bookmarkStart w:id="281" w:name="policy-statement-24"/>
     <w:p>
       <w:pPr>
         <w:pStyle w:val="Heading2"/>
@@ -52288,8 +53292,8 @@
         <w:t xml:space="preserve">No faculty member shall fail to hold the required office hours.</w:t>
       </w:r>
     </w:p>
-    <w:bookmarkEnd w:id="279"/>
-    <w:bookmarkStart w:id="280" w:name="requirements"/>
+    <w:bookmarkEnd w:id="281"/>
+    <w:bookmarkStart w:id="282" w:name="requirements"/>
     <w:p>
       <w:pPr>
         <w:pStyle w:val="Heading2"/>
@@ -52412,8 +53416,8 @@
         <w:t xml:space="preserve">Email.</w:t>
       </w:r>
     </w:p>
-    <w:bookmarkEnd w:id="280"/>
-    <w:bookmarkStart w:id="281" w:name="communication"/>
+    <w:bookmarkEnd w:id="282"/>
+    <w:bookmarkStart w:id="283" w:name="communication"/>
     <w:p>
       <w:pPr>
         <w:pStyle w:val="Heading2"/>
@@ -52460,8 +53464,8 @@
         <w:t xml:space="preserve">Faculty shall respond to urgent student inquiries within 24 hours.</w:t>
       </w:r>
     </w:p>
-    <w:bookmarkEnd w:id="281"/>
-    <w:bookmarkStart w:id="282" w:name="enforcement-24"/>
+    <w:bookmarkEnd w:id="283"/>
+    <w:bookmarkStart w:id="284" w:name="enforcement-24"/>
     <w:p>
       <w:pPr>
         <w:pStyle w:val="Heading2"/>
@@ -52527,8 +53531,8 @@
         <w:t xml:space="preserve">The Deputy Vice-Chancellor, Academic Affairs shall ensure compliance with this Policy.</w:t>
       </w:r>
     </w:p>
-    <w:bookmarkEnd w:id="282"/>
-    <w:bookmarkStart w:id="283" w:name="related-documents-24"/>
+    <w:bookmarkEnd w:id="284"/>
+    <w:bookmarkStart w:id="285" w:name="related-documents-24"/>
     <w:p>
       <w:pPr>
         <w:pStyle w:val="Heading2"/>
@@ -52556,8 +53560,8 @@
         <w:t xml:space="preserve">Virtual Faculty &amp; Student Support Policy (ACA-019)</w:t>
       </w:r>
     </w:p>
-    <w:bookmarkEnd w:id="283"/>
-    <w:bookmarkStart w:id="284" w:name="effective-date-24"/>
+    <w:bookmarkEnd w:id="285"/>
+    <w:bookmarkStart w:id="286" w:name="effective-date-24"/>
     <w:p>
       <w:pPr>
         <w:pStyle w:val="Heading2"/>
@@ -52960,8 +53964,8 @@
         <w:br w:type="page"/>
       </w:r>
     </w:p>
-    <w:bookmarkEnd w:id="284"/>
-    <w:bookmarkStart w:id="285" w:name="ops-026-digital-resources-library-policy"/>
+    <w:bookmarkEnd w:id="286"/>
+    <w:bookmarkStart w:id="287" w:name="ops-026-digital-resources-library-policy"/>
     <w:p>
       <w:pPr>
         <w:pStyle w:val="Heading2"/>
@@ -53398,8 +54402,8 @@
         </w:tc>
       </w:tr>
     </w:tbl>
-    <w:bookmarkEnd w:id="285"/>
-    <w:bookmarkStart w:id="286" w:name="purpose-25"/>
+    <w:bookmarkEnd w:id="287"/>
+    <w:bookmarkStart w:id="288" w:name="purpose-25"/>
     <w:p>
       <w:pPr>
         <w:pStyle w:val="Heading2"/>
@@ -53503,8 +54507,8 @@
         <w:t xml:space="preserve">That no student or faculty member is denied access to the digital library.</w:t>
       </w:r>
     </w:p>
-    <w:bookmarkEnd w:id="286"/>
-    <w:bookmarkStart w:id="287" w:name="scope-25"/>
+    <w:bookmarkEnd w:id="288"/>
+    <w:bookmarkStart w:id="289" w:name="scope-25"/>
     <w:p>
       <w:pPr>
         <w:pStyle w:val="Heading2"/>
@@ -53589,8 +54593,8 @@
         <w:t xml:space="preserve">No person is exempt from the requirements of this Policy.</w:t>
       </w:r>
     </w:p>
-    <w:bookmarkEnd w:id="287"/>
-    <w:bookmarkStart w:id="288" w:name="policy-statement-25"/>
+    <w:bookmarkEnd w:id="289"/>
+    <w:bookmarkStart w:id="290" w:name="policy-statement-25"/>
     <w:p>
       <w:pPr>
         <w:pStyle w:val="Heading2"/>
@@ -53637,8 +54641,8 @@
         <w:t xml:space="preserve">No student or faculty member shall be denied access to the digital library.</w:t>
       </w:r>
     </w:p>
-    <w:bookmarkEnd w:id="288"/>
-    <w:bookmarkStart w:id="289" w:name="resources"/>
+    <w:bookmarkEnd w:id="290"/>
+    <w:bookmarkStart w:id="291" w:name="resources"/>
     <w:p>
       <w:pPr>
         <w:pStyle w:val="Heading2"/>
@@ -53761,8 +54765,8 @@
         <w:t xml:space="preserve">Lecture archives.</w:t>
       </w:r>
     </w:p>
-    <w:bookmarkEnd w:id="289"/>
-    <w:bookmarkStart w:id="290" w:name="access"/>
+    <w:bookmarkEnd w:id="291"/>
+    <w:bookmarkStart w:id="292" w:name="access"/>
     <w:p>
       <w:pPr>
         <w:pStyle w:val="Heading2"/>
@@ -53847,8 +54851,8 @@
         <w:t xml:space="preserve">The Student Portal.</w:t>
       </w:r>
     </w:p>
-    <w:bookmarkEnd w:id="290"/>
-    <w:bookmarkStart w:id="291" w:name="research-support"/>
+    <w:bookmarkEnd w:id="292"/>
+    <w:bookmarkStart w:id="293" w:name="research-support"/>
     <w:p>
       <w:pPr>
         <w:pStyle w:val="Heading2"/>
@@ -53933,8 +54937,8 @@
         <w:t xml:space="preserve">Virtual consultation.</w:t>
       </w:r>
     </w:p>
-    <w:bookmarkEnd w:id="291"/>
-    <w:bookmarkStart w:id="292" w:name="enforcement-25"/>
+    <w:bookmarkEnd w:id="293"/>
+    <w:bookmarkStart w:id="294" w:name="enforcement-25"/>
     <w:p>
       <w:pPr>
         <w:pStyle w:val="Heading2"/>
@@ -54000,8 +55004,8 @@
         <w:t xml:space="preserve">The University Librarian shall ensure compliance with this Policy.</w:t>
       </w:r>
     </w:p>
-    <w:bookmarkEnd w:id="292"/>
-    <w:bookmarkStart w:id="293" w:name="effective-date-25"/>
+    <w:bookmarkEnd w:id="294"/>
+    <w:bookmarkStart w:id="295" w:name="effective-date-25"/>
     <w:p>
       <w:pPr>
         <w:pStyle w:val="Heading2"/>
@@ -54427,8 +55431,8 @@
         <w:br w:type="page"/>
       </w:r>
     </w:p>
-    <w:bookmarkEnd w:id="293"/>
-    <w:bookmarkStart w:id="294" w:name="X1ecb716ce8e7b1cc1ec5468315403f6b2945dd2"/>
+    <w:bookmarkEnd w:id="295"/>
+    <w:bookmarkStart w:id="296" w:name="X1ecb716ce8e7b1cc1ec5468315403f6b2945dd2"/>
     <w:p>
       <w:pPr>
         <w:pStyle w:val="Heading2"/>
@@ -54865,8 +55869,8 @@
         </w:tc>
       </w:tr>
     </w:tbl>
-    <w:bookmarkEnd w:id="294"/>
-    <w:bookmarkStart w:id="295" w:name="purpose-26"/>
+    <w:bookmarkEnd w:id="296"/>
+    <w:bookmarkStart w:id="297" w:name="purpose-26"/>
     <w:p>
       <w:pPr>
         <w:pStyle w:val="Heading2"/>
@@ -54970,8 +55974,8 @@
         <w:t xml:space="preserve">Protection of the University’s reputation.</w:t>
       </w:r>
     </w:p>
-    <w:bookmarkEnd w:id="295"/>
-    <w:bookmarkStart w:id="296" w:name="scope-26"/>
+    <w:bookmarkEnd w:id="297"/>
+    <w:bookmarkStart w:id="298" w:name="scope-26"/>
     <w:p>
       <w:pPr>
         <w:pStyle w:val="Heading2"/>
@@ -55056,8 +56060,8 @@
         <w:t xml:space="preserve">No person is exempt from the requirements of this Policy.</w:t>
       </w:r>
     </w:p>
-    <w:bookmarkEnd w:id="296"/>
-    <w:bookmarkStart w:id="297" w:name="policy-statement-26"/>
+    <w:bookmarkEnd w:id="298"/>
+    <w:bookmarkStart w:id="299" w:name="policy-statement-26"/>
     <w:p>
       <w:pPr>
         <w:pStyle w:val="Heading2"/>
@@ -55123,8 +56127,8 @@
         <w:t xml:space="preserve">No person shall post inappropriate content under the University’s name or on an official University account.</w:t>
       </w:r>
     </w:p>
-    <w:bookmarkEnd w:id="297"/>
-    <w:bookmarkStart w:id="298" w:name="official-social-media"/>
+    <w:bookmarkEnd w:id="299"/>
+    <w:bookmarkStart w:id="300" w:name="official-social-media"/>
     <w:p>
       <w:pPr>
         <w:pStyle w:val="Heading2"/>
@@ -55228,8 +56232,8 @@
         <w:t xml:space="preserve">Recruitment.</w:t>
       </w:r>
     </w:p>
-    <w:bookmarkEnd w:id="298"/>
-    <w:bookmarkStart w:id="299" w:name="student-use"/>
+    <w:bookmarkEnd w:id="300"/>
+    <w:bookmarkStart w:id="301" w:name="student-use"/>
     <w:p>
       <w:pPr>
         <w:pStyle w:val="Heading2"/>
@@ -55333,8 +56337,8 @@
         <w:t xml:space="preserve">Students shall adhere to the Digital Citizenship &amp; Online Conduct Policy (STU-014) in all social media use.</w:t>
       </w:r>
     </w:p>
-    <w:bookmarkEnd w:id="299"/>
-    <w:bookmarkStart w:id="300" w:name="prohibited-use-1"/>
+    <w:bookmarkEnd w:id="301"/>
+    <w:bookmarkStart w:id="302" w:name="prohibited-use-1"/>
     <w:p>
       <w:pPr>
         <w:pStyle w:val="Heading2"/>
@@ -55419,8 +56423,8 @@
         <w:t xml:space="preserve">Misrepresentation of the University or its programs.</w:t>
       </w:r>
     </w:p>
-    <w:bookmarkEnd w:id="300"/>
-    <w:bookmarkStart w:id="301" w:name="enforcement-26"/>
+    <w:bookmarkEnd w:id="302"/>
+    <w:bookmarkStart w:id="303" w:name="enforcement-26"/>
     <w:p>
       <w:pPr>
         <w:pStyle w:val="Heading2"/>
@@ -55486,8 +56490,8 @@
         <w:t xml:space="preserve">The Director, Communications shall ensure compliance with this Policy.</w:t>
       </w:r>
     </w:p>
-    <w:bookmarkEnd w:id="301"/>
-    <w:bookmarkStart w:id="302" w:name="related-documents-25"/>
+    <w:bookmarkEnd w:id="303"/>
+    <w:bookmarkStart w:id="304" w:name="related-documents-25"/>
     <w:p>
       <w:pPr>
         <w:pStyle w:val="Heading2"/>
@@ -55534,8 +56538,8 @@
         <w:t xml:space="preserve">Social Media Policy (MKT-004)</w:t>
       </w:r>
     </w:p>
-    <w:bookmarkEnd w:id="302"/>
-    <w:bookmarkStart w:id="303" w:name="effective-date-26"/>
+    <w:bookmarkEnd w:id="304"/>
+    <w:bookmarkStart w:id="305" w:name="effective-date-26"/>
     <w:p>
       <w:pPr>
         <w:pStyle w:val="Heading2"/>
@@ -55584,8 +56588,8 @@
         <w:br w:type="page"/>
       </w:r>
     </w:p>
-    <w:bookmarkEnd w:id="303"/>
-    <w:bookmarkStart w:id="304" w:name="publication-certification-statement"/>
+    <w:bookmarkEnd w:id="305"/>
+    <w:bookmarkStart w:id="306" w:name="publication-certification-statement"/>
     <w:p>
       <w:pPr>
         <w:pStyle w:val="Heading2"/>
@@ -55786,8 +56790,8 @@
         </w:tc>
       </w:tr>
     </w:tbl>
-    <w:bookmarkEnd w:id="304"/>
-    <w:bookmarkEnd w:id="305"/>
+    <w:bookmarkEnd w:id="306"/>
+    <w:bookmarkEnd w:id="307"/>
     <w:sectPr>
       <w:headerReference w:type="default" r:id="rId13"/>
       <w:footerReference w:type="default" r:id="rId14"/>
